--- a/chapters/23-causal-mediation.docx
+++ b/chapters/23-causal-mediation.docx
@@ -435,10 +435,12 @@
             <m:oMath>
               <m:r>
                 <m:rPr>
-                  <m:nor/>
                   <m:sty m:val="p"/>
                 </m:rPr>
                 <m:t>E</m:t>
+              </m:r>
+              <m:r>
+                <m:t>​</m:t>
               </m:r>
               <m:d>
                 <m:dPr>
@@ -472,6 +474,9 @@
                 </m:e>
               </m:d>
               <m:r>
+                <m:t>​</m:t>
+              </m:r>
+              <m:r>
                 <m:rPr>
                   <m:sty m:val="p"/>
                 </m:rPr>
@@ -479,10 +484,12 @@
               </m:r>
               <m:r>
                 <m:rPr>
-                  <m:nor/>
                   <m:sty m:val="p"/>
                 </m:rPr>
                 <m:t>E</m:t>
+              </m:r>
+              <m:r>
+                <m:t>​</m:t>
               </m:r>
               <m:d>
                 <m:dPr>
@@ -515,6 +522,9 @@
                   </m:r>
                 </m:e>
               </m:d>
+              <m:r>
+                <m:t>​</m:t>
+              </m:r>
             </m:oMath>
             <w:r>
               <w:t xml:space="preserve">.</w:t>
@@ -969,10 +979,12 @@
               <m:oMath>
                 <m:r>
                   <m:rPr>
-                    <m:nor/>
                     <m:sty m:val="p"/>
                   </m:rPr>
                   <m:t>E</m:t>
+                </m:r>
+                <m:r>
+                  <m:t>​</m:t>
                 </m:r>
                 <m:d>
                   <m:dPr>
@@ -1033,6 +1045,9 @@
                   </m:e>
                 </m:d>
                 <m:r>
+                  <m:t>​</m:t>
+                </m:r>
+                <m:r>
                   <m:rPr>
                     <m:sty m:val="p"/>
                   </m:rPr>
@@ -1040,10 +1055,12 @@
                 </m:r>
                 <m:r>
                   <m:rPr>
-                    <m:nor/>
                     <m:sty m:val="p"/>
                   </m:rPr>
                   <m:t>E</m:t>
+                </m:r>
+                <m:r>
+                  <m:t>​</m:t>
                 </m:r>
                 <m:d>
                   <m:dPr>
@@ -1103,6 +1120,9 @@
                     </m:sSup>
                   </m:e>
                 </m:d>
+                <m:r>
+                  <m:t>​</m:t>
+                </m:r>
                 <m:r>
                   <m:rPr>
                     <m:sty m:val="p"/>
@@ -1246,10 +1266,12 @@
               <m:oMath>
                 <m:r>
                   <m:rPr>
-                    <m:nor/>
                     <m:sty m:val="p"/>
                   </m:rPr>
                   <m:t>E</m:t>
+                </m:r>
+                <m:r>
+                  <m:t>​</m:t>
                 </m:r>
                 <m:d>
                   <m:dPr>
@@ -1310,6 +1332,9 @@
                   </m:e>
                 </m:d>
                 <m:r>
+                  <m:t>​</m:t>
+                </m:r>
+                <m:r>
                   <m:rPr>
                     <m:sty m:val="p"/>
                   </m:rPr>
@@ -1317,10 +1342,12 @@
                 </m:r>
                 <m:r>
                   <m:rPr>
-                    <m:nor/>
                     <m:sty m:val="p"/>
                   </m:rPr>
                   <m:t>E</m:t>
+                </m:r>
+                <m:r>
+                  <m:t>​</m:t>
                 </m:r>
                 <m:d>
                   <m:dPr>
@@ -1380,6 +1407,9 @@
                     </m:sSup>
                   </m:e>
                 </m:d>
+                <m:r>
+                  <m:t>​</m:t>
+                </m:r>
                 <m:r>
                   <m:rPr>
                     <m:sty m:val="p"/>
@@ -1646,10 +1676,12 @@
               <m:oMath>
                 <m:r>
                   <m:rPr>
-                    <m:nor/>
                     <m:sty m:val="p"/>
                   </m:rPr>
                   <m:t>E</m:t>
+                </m:r>
+                <m:r>
+                  <m:t>​</m:t>
                 </m:r>
                 <m:d>
                   <m:dPr>
@@ -1710,6 +1742,9 @@
                   </m:e>
                 </m:d>
                 <m:r>
+                  <m:t>​</m:t>
+                </m:r>
+                <m:r>
                   <m:rPr>
                     <m:sty m:val="p"/>
                   </m:rPr>
@@ -1717,10 +1752,12 @@
                 </m:r>
                 <m:r>
                   <m:rPr>
-                    <m:nor/>
                     <m:sty m:val="p"/>
                   </m:rPr>
                   <m:t>E</m:t>
+                </m:r>
+                <m:r>
+                  <m:t>​</m:t>
                 </m:r>
                 <m:d>
                   <m:dPr>
@@ -1781,6 +1818,9 @@
                   </m:e>
                 </m:d>
                 <m:r>
+                  <m:t>​</m:t>
+                </m:r>
+                <m:r>
                   <m:rPr>
                     <m:sty m:val="p"/>
                   </m:rPr>
@@ -1788,10 +1828,12 @@
                 </m:r>
                 <m:r>
                   <m:rPr>
-                    <m:nor/>
                     <m:sty m:val="p"/>
                   </m:rPr>
                   <m:t>E</m:t>
+                </m:r>
+                <m:r>
+                  <m:t>​</m:t>
                 </m:r>
                 <m:d>
                   <m:dPr>
@@ -1852,6 +1894,9 @@
                   </m:e>
                 </m:d>
                 <m:r>
+                  <m:t>​</m:t>
+                </m:r>
+                <m:r>
                   <m:rPr>
                     <m:sty m:val="p"/>
                   </m:rPr>
@@ -1859,10 +1904,12 @@
                 </m:r>
                 <m:r>
                   <m:rPr>
-                    <m:nor/>
                     <m:sty m:val="p"/>
                   </m:rPr>
                   <m:t>E</m:t>
+                </m:r>
+                <m:r>
+                  <m:t>​</m:t>
                 </m:r>
                 <m:d>
                   <m:dPr>
@@ -1923,6 +1970,9 @@
                   </m:e>
                 </m:d>
                 <m:r>
+                  <m:t>​</m:t>
+                </m:r>
+                <m:r>
                   <m:rPr>
                     <m:sty m:val="p"/>
                   </m:rPr>
@@ -1930,10 +1980,12 @@
                 </m:r>
                 <m:r>
                   <m:rPr>
-                    <m:nor/>
                     <m:sty m:val="p"/>
                   </m:rPr>
                   <m:t>E</m:t>
+                </m:r>
+                <m:r>
+                  <m:t>​</m:t>
                 </m:r>
                 <m:d>
                   <m:dPr>
@@ -1967,6 +2019,9 @@
                   </m:e>
                 </m:d>
                 <m:r>
+                  <m:t>​</m:t>
+                </m:r>
+                <m:r>
                   <m:rPr>
                     <m:sty m:val="p"/>
                   </m:rPr>
@@ -1974,10 +2029,12 @@
                 </m:r>
                 <m:r>
                   <m:rPr>
-                    <m:nor/>
                     <m:sty m:val="p"/>
                   </m:rPr>
                   <m:t>E</m:t>
+                </m:r>
+                <m:r>
+                  <m:t>​</m:t>
                 </m:r>
                 <m:d>
                   <m:dPr>
@@ -2010,6 +2067,9 @@
                     </m:sSup>
                   </m:e>
                 </m:d>
+                <m:r>
+                  <m:t>​</m:t>
+                </m:r>
                 <m:r>
                   <m:rPr>
                     <m:sty m:val="p"/>
@@ -2117,10 +2177,12 @@
                     </m:r>
                     <m:r>
                       <m:rPr>
-                        <m:nor/>
                         <m:sty m:val="p"/>
                       </m:rPr>
                       <m:t>E</m:t>
+                    </m:r>
+                    <m:r>
+                      <m:t>​</m:t>
                     </m:r>
                     <m:d>
                       <m:dPr>
@@ -2181,6 +2243,9 @@
                       </m:e>
                     </m:d>
                     <m:r>
+                      <m:t>​</m:t>
+                    </m:r>
+                    <m:r>
                       <m:rPr>
                         <m:sty m:val="p"/>
                       </m:rPr>
@@ -2188,10 +2253,12 @@
                     </m:r>
                     <m:r>
                       <m:rPr>
-                        <m:nor/>
                         <m:sty m:val="p"/>
                       </m:rPr>
                       <m:t>E</m:t>
+                    </m:r>
+                    <m:r>
+                      <m:t>​</m:t>
                     </m:r>
                     <m:d>
                       <m:dPr>
@@ -2252,6 +2319,9 @@
                       </m:e>
                     </m:d>
                     <m:r>
+                      <m:t>​</m:t>
+                    </m:r>
+                    <m:r>
                       <m:rPr>
                         <m:sty m:val="p"/>
                       </m:rPr>
@@ -2259,10 +2329,12 @@
                     </m:r>
                     <m:r>
                       <m:rPr>
-                        <m:nor/>
                         <m:sty m:val="p"/>
                       </m:rPr>
                       <m:t>E</m:t>
+                    </m:r>
+                    <m:r>
+                      <m:t>​</m:t>
                     </m:r>
                     <m:d>
                       <m:dPr>
@@ -2323,6 +2395,9 @@
                       </m:e>
                     </m:d>
                     <m:r>
+                      <m:t>​</m:t>
+                    </m:r>
+                    <m:r>
                       <m:rPr>
                         <m:sty m:val="p"/>
                       </m:rPr>
@@ -2330,10 +2405,12 @@
                     </m:r>
                     <m:r>
                       <m:rPr>
-                        <m:nor/>
                         <m:sty m:val="p"/>
                       </m:rPr>
                       <m:t>E</m:t>
+                    </m:r>
+                    <m:r>
+                      <m:t>​</m:t>
                     </m:r>
                     <m:d>
                       <m:dPr>
@@ -2393,6 +2470,9 @@
                         </m:sSup>
                       </m:e>
                     </m:d>
+                    <m:r>
+                      <m:t>​</m:t>
+                    </m:r>
                   </m:e>
                   <m:e>
                     <m:r>
@@ -2409,10 +2489,12 @@
                     </m:r>
                     <m:r>
                       <m:rPr>
-                        <m:nor/>
                         <m:sty m:val="p"/>
                       </m:rPr>
                       <m:t>E</m:t>
+                    </m:r>
+                    <m:r>
+                      <m:t>​</m:t>
                     </m:r>
                     <m:d>
                       <m:dPr>
@@ -2473,6 +2555,9 @@
                       </m:e>
                     </m:d>
                     <m:r>
+                      <m:t>​</m:t>
+                    </m:r>
+                    <m:r>
                       <m:rPr>
                         <m:sty m:val="p"/>
                       </m:rPr>
@@ -2480,10 +2565,12 @@
                     </m:r>
                     <m:r>
                       <m:rPr>
-                        <m:nor/>
                         <m:sty m:val="p"/>
                       </m:rPr>
                       <m:t>E</m:t>
+                    </m:r>
+                    <m:r>
+                      <m:t>​</m:t>
                     </m:r>
                     <m:d>
                       <m:dPr>
@@ -2544,6 +2631,9 @@
                       </m:e>
                     </m:d>
                     <m:r>
+                      <m:t>​</m:t>
+                    </m:r>
+                    <m:r>
                       <m:t>&amp;</m:t>
                     </m:r>
                     <m:r>
@@ -2558,10 +2648,12 @@
                     </m:r>
                     <m:r>
                       <m:rPr>
-                        <m:nor/>
                         <m:sty m:val="p"/>
                       </m:rPr>
                       <m:t>E</m:t>
+                    </m:r>
+                    <m:r>
+                      <m:t>​</m:t>
                     </m:r>
                     <m:d>
                       <m:dPr>
@@ -2622,6 +2714,9 @@
                       </m:e>
                     </m:d>
                     <m:r>
+                      <m:t>​</m:t>
+                    </m:r>
+                    <m:r>
                       <m:rPr>
                         <m:nor/>
                         <m:sty m:val="p"/>
@@ -2644,10 +2739,12 @@
                     </m:r>
                     <m:r>
                       <m:rPr>
-                        <m:nor/>
                         <m:sty m:val="p"/>
                       </m:rPr>
                       <m:t>E</m:t>
+                    </m:r>
+                    <m:r>
+                      <m:t>​</m:t>
                     </m:r>
                     <m:d>
                       <m:dPr>
@@ -2681,6 +2778,9 @@
                       </m:e>
                     </m:d>
                     <m:r>
+                      <m:t>​</m:t>
+                    </m:r>
+                    <m:r>
                       <m:rPr>
                         <m:sty m:val="p"/>
                       </m:rPr>
@@ -2688,10 +2788,12 @@
                     </m:r>
                     <m:r>
                       <m:rPr>
-                        <m:nor/>
                         <m:sty m:val="p"/>
                       </m:rPr>
                       <m:t>E</m:t>
+                    </m:r>
+                    <m:r>
+                      <m:t>​</m:t>
                     </m:r>
                     <m:d>
                       <m:dPr>
@@ -2725,6 +2827,9 @@
                       </m:e>
                     </m:d>
                     <m:r>
+                      <m:t>​</m:t>
+                    </m:r>
+                    <m:r>
                       <m:t>&amp;</m:t>
                     </m:r>
                     <m:r>
@@ -2897,10 +3002,12 @@
       <m:oMath>
         <m:r>
           <m:rPr>
-            <m:nor/>
             <m:sty m:val="p"/>
           </m:rPr>
           <m:t>E</m:t>
+        </m:r>
+        <m:r>
+          <m:t>​</m:t>
         </m:r>
         <m:d>
           <m:dPr>
@@ -2960,6 +3067,9 @@
             </m:sSup>
           </m:e>
         </m:d>
+        <m:r>
+          <m:t>​</m:t>
+        </m:r>
       </m:oMath>
       <w:r>
         <w:t xml:space="preserve">,</w:t>
@@ -2998,10 +3108,12 @@
         <m:oMath>
           <m:r>
             <m:rPr>
-              <m:nor/>
               <m:sty m:val="p"/>
             </m:rPr>
             <m:t>E</m:t>
+          </m:r>
+          <m:r>
+            <m:t>​</m:t>
           </m:r>
           <m:d>
             <m:dPr>
@@ -3062,6 +3174,9 @@
             </m:e>
           </m:d>
           <m:r>
+            <m:t>​</m:t>
+          </m:r>
+          <m:r>
             <m:rPr>
               <m:sty m:val="p"/>
             </m:rPr>
@@ -3087,13 +3202,15 @@
             <m:e>
               <m:r>
                 <m:rPr>
-                  <m:nor/>
                   <m:sty m:val="p"/>
                 </m:rPr>
                 <m:t>E</m:t>
               </m:r>
             </m:e>
           </m:nary>
+          <m:r>
+            <m:t>​</m:t>
+          </m:r>
           <m:d>
             <m:dPr>
               <m:begChr m:val="["/>
@@ -3143,6 +3260,9 @@
               </m:r>
             </m:e>
           </m:d>
+          <m:r>
+            <m:t>​</m:t>
+          </m:r>
           <m:r>
             <m:rPr>
               <m:sty m:val="p"/>
@@ -3378,10 +3498,12 @@
               <m:oMath>
                 <m:r>
                   <m:rPr>
-                    <m:nor/>
                     <m:sty m:val="p"/>
                   </m:rPr>
                   <m:t>E</m:t>
+                </m:r>
+                <m:r>
+                  <m:t>​</m:t>
                 </m:r>
                 <m:d>
                   <m:dPr>
@@ -3442,6 +3564,9 @@
                   </m:e>
                 </m:d>
                 <m:r>
+                  <m:t>​</m:t>
+                </m:r>
+                <m:r>
                   <m:rPr>
                     <m:sty m:val="p"/>
                   </m:rPr>
@@ -3467,13 +3592,15 @@
                   <m:e>
                     <m:r>
                       <m:rPr>
-                        <m:nor/>
                         <m:sty m:val="p"/>
                       </m:rPr>
                       <m:t>E</m:t>
                     </m:r>
                   </m:e>
                 </m:nary>
+                <m:r>
+                  <m:t>​</m:t>
+                </m:r>
                 <m:d>
                   <m:dPr>
                     <m:begChr m:val="["/>
@@ -3523,6 +3650,9 @@
                     </m:r>
                   </m:e>
                 </m:d>
+                <m:r>
+                  <m:t>​</m:t>
+                </m:r>
                 <m:r>
                   <m:rPr>
                     <m:sty m:val="p"/>
@@ -3672,10 +3802,12 @@
                   <m:e>
                     <m:r>
                       <m:rPr>
-                        <m:nor/>
                         <m:sty m:val="p"/>
                       </m:rPr>
                       <m:t>E</m:t>
+                    </m:r>
+                    <m:r>
+                      <m:t>​</m:t>
                     </m:r>
                     <m:d>
                       <m:dPr>
@@ -3736,6 +3868,9 @@
                       </m:e>
                     </m:d>
                     <m:r>
+                      <m:t>​</m:t>
+                    </m:r>
+                    <m:r>
                       <m:t>&amp;</m:t>
                     </m:r>
                     <m:r>
@@ -3764,13 +3899,15 @@
                       <m:e>
                         <m:r>
                           <m:rPr>
-                            <m:nor/>
                             <m:sty m:val="p"/>
                           </m:rPr>
                           <m:t>E</m:t>
                         </m:r>
                       </m:e>
                     </m:nary>
+                    <m:r>
+                      <m:t>​</m:t>
+                    </m:r>
                     <m:d>
                       <m:dPr>
                         <m:begChr m:val="["/>
@@ -3866,6 +4003,9 @@
                       </m:e>
                     </m:d>
                     <m:r>
+                      <m:t>​</m:t>
+                    </m:r>
+                    <m:r>
                       <m:rPr>
                         <m:sty m:val="p"/>
                       </m:rPr>
@@ -3957,13 +4097,15 @@
                       <m:e>
                         <m:r>
                           <m:rPr>
-                            <m:nor/>
                             <m:sty m:val="p"/>
                           </m:rPr>
                           <m:t>E</m:t>
                         </m:r>
                       </m:e>
                     </m:nary>
+                    <m:r>
+                      <m:t>​</m:t>
+                    </m:r>
                     <m:d>
                       <m:dPr>
                         <m:begChr m:val="["/>
@@ -4041,6 +4183,9 @@
                       </m:e>
                     </m:d>
                     <m:r>
+                      <m:t>​</m:t>
+                    </m:r>
+                    <m:r>
                       <m:rPr>
                         <m:sty m:val="p"/>
                       </m:rPr>
@@ -4274,13 +4419,15 @@
                       <m:e>
                         <m:r>
                           <m:rPr>
-                            <m:nor/>
                             <m:sty m:val="p"/>
                           </m:rPr>
                           <m:t>E</m:t>
                         </m:r>
                       </m:e>
                     </m:nary>
+                    <m:r>
+                      <m:t>​</m:t>
+                    </m:r>
                     <m:d>
                       <m:dPr>
                         <m:begChr m:val="["/>
@@ -4322,6 +4469,9 @@
                       </m:e>
                     </m:d>
                     <m:r>
+                      <m:t>​</m:t>
+                    </m:r>
+                    <m:r>
                       <m:rPr>
                         <m:sty m:val="p"/>
                       </m:rPr>
@@ -4492,13 +4642,15 @@
                       <m:e>
                         <m:r>
                           <m:rPr>
-                            <m:nor/>
                             <m:sty m:val="p"/>
                           </m:rPr>
                           <m:t>E</m:t>
                         </m:r>
                       </m:e>
                     </m:nary>
+                    <m:r>
+                      <m:t>​</m:t>
+                    </m:r>
                     <m:d>
                       <m:dPr>
                         <m:begChr m:val="["/>
@@ -4576,6 +4728,9 @@
                       </m:e>
                     </m:d>
                     <m:r>
+                      <m:t>​</m:t>
+                    </m:r>
+                    <m:r>
                       <m:rPr>
                         <m:sty m:val="p"/>
                       </m:rPr>
@@ -4705,13 +4860,15 @@
                       <m:e>
                         <m:r>
                           <m:rPr>
-                            <m:nor/>
                             <m:sty m:val="p"/>
                           </m:rPr>
                           <m:t>E</m:t>
                         </m:r>
                       </m:e>
                     </m:nary>
+                    <m:r>
+                      <m:t>​</m:t>
+                    </m:r>
                     <m:d>
                       <m:dPr>
                         <m:begChr m:val="["/>
@@ -4761,6 +4918,9 @@
                         </m:r>
                       </m:e>
                     </m:d>
+                    <m:r>
+                      <m:t>​</m:t>
+                    </m:r>
                     <m:r>
                       <m:rPr>
                         <m:sty m:val="p"/>
@@ -5624,10 +5784,12 @@
       <m:oMath>
         <m:r>
           <m:rPr>
-            <m:nor/>
             <m:sty m:val="p"/>
           </m:rPr>
           <m:t>E</m:t>
+        </m:r>
+        <m:r>
+          <m:t>​</m:t>
         </m:r>
         <m:d>
           <m:dPr>
@@ -5687,6 +5849,9 @@
             </m:sSup>
           </m:e>
         </m:d>
+        <m:r>
+          <m:t>​</m:t>
+        </m:r>
       </m:oMath>
       <w:r>
         <w:t xml:space="preserve"> </w:t>
@@ -6525,10 +6690,12 @@
               <m:oMath>
                 <m:r>
                   <m:rPr>
-                    <m:nor/>
                     <m:sty m:val="p"/>
                   </m:rPr>
                   <m:t>E</m:t>
+                </m:r>
+                <m:r>
+                  <m:t>​</m:t>
                 </m:r>
                 <m:d>
                   <m:dPr>
@@ -6580,6 +6747,9 @@
                   </m:e>
                 </m:d>
                 <m:r>
+                  <m:t>​</m:t>
+                </m:r>
+                <m:r>
                   <m:rPr>
                     <m:sty m:val="p"/>
                   </m:rPr>
@@ -6605,13 +6775,15 @@
                   <m:e>
                     <m:r>
                       <m:rPr>
-                        <m:nor/>
                         <m:sty m:val="p"/>
                       </m:rPr>
                       <m:t>E</m:t>
                     </m:r>
                   </m:e>
                 </m:nary>
+                <m:r>
+                  <m:t>​</m:t>
+                </m:r>
                 <m:d>
                   <m:dPr>
                     <m:begChr m:val="["/>
@@ -6661,6 +6833,9 @@
                     </m:r>
                   </m:e>
                 </m:d>
+                <m:r>
+                  <m:t>​</m:t>
+                </m:r>
                 <m:r>
                   <m:rPr>
                     <m:sty m:val="p"/>
@@ -6889,10 +7064,12 @@
                   <m:e>
                     <m:r>
                       <m:rPr>
-                        <m:nor/>
                         <m:sty m:val="p"/>
                       </m:rPr>
                       <m:t>E</m:t>
+                    </m:r>
+                    <m:r>
+                      <m:t>​</m:t>
                     </m:r>
                     <m:d>
                       <m:dPr>
@@ -6944,6 +7121,9 @@
                       </m:e>
                     </m:d>
                     <m:r>
+                      <m:t>​</m:t>
+                    </m:r>
+                    <m:r>
                       <m:t>&amp;</m:t>
                     </m:r>
                     <m:r>
@@ -6972,13 +7152,15 @@
                       <m:e>
                         <m:r>
                           <m:rPr>
-                            <m:nor/>
                             <m:sty m:val="p"/>
                           </m:rPr>
                           <m:t>E</m:t>
                         </m:r>
                       </m:e>
                     </m:nary>
+                    <m:r>
+                      <m:t>​</m:t>
+                    </m:r>
                     <m:d>
                       <m:dPr>
                         <m:begChr m:val="["/>
@@ -7047,6 +7229,9 @@
                       </m:e>
                     </m:d>
                     <m:r>
+                      <m:t>​</m:t>
+                    </m:r>
+                    <m:r>
                       <m:rPr>
                         <m:sty m:val="p"/>
                       </m:rPr>
@@ -7156,13 +7341,15 @@
                       <m:e>
                         <m:r>
                           <m:rPr>
-                            <m:nor/>
                             <m:sty m:val="p"/>
                           </m:rPr>
                           <m:t>E</m:t>
                         </m:r>
                       </m:e>
                     </m:nary>
+                    <m:r>
+                      <m:t>​</m:t>
+                    </m:r>
                     <m:d>
                       <m:dPr>
                         <m:begChr m:val="["/>
@@ -7213,6 +7400,9 @@
                       </m:e>
                     </m:d>
                     <m:r>
+                      <m:t>​</m:t>
+                    </m:r>
+                    <m:r>
                       <m:rPr>
                         <m:sty m:val="p"/>
                       </m:rPr>
@@ -7344,13 +7534,15 @@
                       <m:e>
                         <m:r>
                           <m:rPr>
-                            <m:nor/>
                             <m:sty m:val="p"/>
                           </m:rPr>
                           <m:t>E</m:t>
                         </m:r>
                       </m:e>
                     </m:nary>
+                    <m:r>
+                      <m:t>​</m:t>
+                    </m:r>
                     <m:d>
                       <m:dPr>
                         <m:begChr m:val="["/>
@@ -7400,6 +7592,9 @@
                         </m:r>
                       </m:e>
                     </m:d>
+                    <m:r>
+                      <m:t>​</m:t>
+                    </m:r>
                     <m:r>
                       <m:rPr>
                         <m:sty m:val="p"/>
@@ -7749,10 +7944,12 @@
       <m:oMath>
         <m:r>
           <m:rPr>
-            <m:nor/>
             <m:sty m:val="p"/>
           </m:rPr>
           <m:t>E</m:t>
+        </m:r>
+        <m:r>
+          <m:t>​</m:t>
         </m:r>
         <m:d>
           <m:dPr>
@@ -7812,6 +8009,9 @@
             </m:sSup>
           </m:e>
         </m:d>
+        <m:r>
+          <m:t>​</m:t>
+        </m:r>
       </m:oMath>
       <w:r>
         <w:t xml:space="preserve"> </w:t>
@@ -7843,10 +8043,12 @@
       <m:oMath>
         <m:r>
           <m:rPr>
-            <m:nor/>
             <m:sty m:val="p"/>
           </m:rPr>
           <m:t>E</m:t>
+        </m:r>
+        <m:r>
+          <m:t>​</m:t>
         </m:r>
         <m:d>
           <m:dPr>
@@ -7897,6 +8099,9 @@
             </m:sSup>
           </m:e>
         </m:d>
+        <m:r>
+          <m:t>​</m:t>
+        </m:r>
       </m:oMath>
       <w:r>
         <w:t xml:space="preserve">, a parameter of public health interest.</w:t>
@@ -7919,10 +8124,12 @@
       <m:oMath>
         <m:r>
           <m:rPr>
-            <m:nor/>
             <m:sty m:val="p"/>
           </m:rPr>
           <m:t>E</m:t>
+        </m:r>
+        <m:r>
+          <m:t>​</m:t>
         </m:r>
         <m:d>
           <m:dPr>
@@ -7982,6 +8189,9 @@
             </m:sSup>
           </m:e>
         </m:d>
+        <m:r>
+          <m:t>​</m:t>
+        </m:r>
       </m:oMath>
       <w:r>
         <w:t xml:space="preserve"> </w:t>
@@ -7995,10 +8205,12 @@
       <m:oMath>
         <m:r>
           <m:rPr>
-            <m:nor/>
             <m:sty m:val="p"/>
           </m:rPr>
           <m:t>E</m:t>
+        </m:r>
+        <m:r>
+          <m:t>​</m:t>
         </m:r>
         <m:d>
           <m:dPr>
@@ -8049,6 +8261,9 @@
             </m:sSup>
           </m:e>
         </m:d>
+        <m:r>
+          <m:t>​</m:t>
+        </m:r>
       </m:oMath>
       <w:r>
         <w:t xml:space="preserve">,</w:t>
@@ -9075,10 +9290,12 @@
               <m:oMath>
                 <m:r>
                   <m:rPr>
-                    <m:nor/>
                     <m:sty m:val="p"/>
                   </m:rPr>
                   <m:t>E</m:t>
+                </m:r>
+                <m:r>
+                  <m:t>​</m:t>
                 </m:r>
                 <m:d>
                   <m:dPr>
@@ -9130,6 +9347,9 @@
                   </m:e>
                 </m:d>
                 <m:r>
+                  <m:t>​</m:t>
+                </m:r>
+                <m:r>
                   <m:rPr>
                     <m:sty m:val="p"/>
                   </m:rPr>
@@ -9137,10 +9357,12 @@
                 </m:r>
                 <m:r>
                   <m:rPr>
-                    <m:nor/>
                     <m:sty m:val="p"/>
                   </m:rPr>
                   <m:t>E</m:t>
+                </m:r>
+                <m:r>
+                  <m:t>​</m:t>
                 </m:r>
                 <m:d>
                   <m:dPr>
@@ -9191,6 +9413,9 @@
                     </m:sSup>
                   </m:e>
                 </m:d>
+                <m:r>
+                  <m:t>​</m:t>
+                </m:r>
                 <m:r>
                   <m:rPr>
                     <m:sty m:val="p"/>
@@ -9244,10 +9469,12 @@
             <m:e>
               <m:r>
                 <m:rPr>
-                  <m:nor/>
                   <m:sty m:val="p"/>
                 </m:rPr>
                 <m:t>E</m:t>
+              </m:r>
+              <m:r>
+                <m:t>​</m:t>
               </m:r>
               <m:d>
                 <m:dPr>
@@ -9299,6 +9526,9 @@
                 </m:e>
               </m:d>
               <m:r>
+                <m:t>​</m:t>
+              </m:r>
+              <m:r>
                 <m:rPr>
                   <m:sty m:val="p"/>
                 </m:rPr>
@@ -9306,10 +9536,12 @@
               </m:r>
               <m:r>
                 <m:rPr>
-                  <m:nor/>
                   <m:sty m:val="p"/>
                 </m:rPr>
                 <m:t>E</m:t>
+              </m:r>
+              <m:r>
+                <m:t>​</m:t>
               </m:r>
               <m:d>
                 <m:dPr>
@@ -9361,6 +9593,9 @@
                 </m:e>
               </m:d>
               <m:r>
+                <m:t>​</m:t>
+              </m:r>
+              <m:r>
                 <m:t>&amp;</m:t>
               </m:r>
               <m:r>
@@ -9371,10 +9606,12 @@
               </m:r>
               <m:r>
                 <m:rPr>
-                  <m:nor/>
                   <m:sty m:val="p"/>
                 </m:rPr>
                 <m:t>E</m:t>
+              </m:r>
+              <m:r>
+                <m:t>​</m:t>
               </m:r>
               <m:d>
                 <m:dPr>
@@ -9408,6 +9645,9 @@
                 </m:e>
               </m:d>
               <m:r>
+                <m:t>​</m:t>
+              </m:r>
+              <m:r>
                 <m:rPr>
                   <m:sty m:val="p"/>
                 </m:rPr>
@@ -9415,10 +9655,12 @@
               </m:r>
               <m:r>
                 <m:rPr>
-                  <m:nor/>
                   <m:sty m:val="p"/>
                 </m:rPr>
                 <m:t>E</m:t>
+              </m:r>
+              <m:r>
+                <m:t>​</m:t>
               </m:r>
               <m:d>
                 <m:dPr>
@@ -9470,6 +9712,9 @@
                 </m:e>
               </m:d>
               <m:r>
+                <m:t>​</m:t>
+              </m:r>
+              <m:r>
                 <m:t>&amp;</m:t>
               </m:r>
               <m:r>
@@ -9542,10 +9787,12 @@
               </m:r>
               <m:r>
                 <m:rPr>
-                  <m:nor/>
                   <m:sty m:val="p"/>
                 </m:rPr>
                 <m:t>E</m:t>
+              </m:r>
+              <m:r>
+                <m:t>​</m:t>
               </m:r>
               <m:d>
                 <m:dPr>
@@ -9579,6 +9826,9 @@
                 </m:e>
               </m:d>
               <m:r>
+                <m:t>​</m:t>
+              </m:r>
+              <m:r>
                 <m:rPr>
                   <m:sty m:val="p"/>
                 </m:rPr>
@@ -9586,10 +9836,12 @@
               </m:r>
               <m:r>
                 <m:rPr>
-                  <m:nor/>
                   <m:sty m:val="p"/>
                 </m:rPr>
                 <m:t>E</m:t>
+              </m:r>
+              <m:r>
+                <m:t>​</m:t>
               </m:r>
               <m:d>
                 <m:dPr>
@@ -9650,6 +9902,9 @@
                 </m:e>
               </m:d>
               <m:r>
+                <m:t>​</m:t>
+              </m:r>
+              <m:r>
                 <m:t>&amp;</m:t>
               </m:r>
               <m:r>
@@ -9775,10 +10030,12 @@
               </m:r>
               <m:r>
                 <m:rPr>
-                  <m:nor/>
                   <m:sty m:val="p"/>
                 </m:rPr>
                 <m:t>E</m:t>
+              </m:r>
+              <m:r>
+                <m:t>​</m:t>
               </m:r>
               <m:d>
                 <m:dPr>
@@ -9839,6 +10096,9 @@
                 </m:e>
               </m:d>
               <m:r>
+                <m:t>​</m:t>
+              </m:r>
+              <m:r>
                 <m:rPr>
                   <m:sty m:val="p"/>
                 </m:rPr>
@@ -9846,10 +10106,12 @@
               </m:r>
               <m:r>
                 <m:rPr>
-                  <m:nor/>
                   <m:sty m:val="p"/>
                 </m:rPr>
                 <m:t>E</m:t>
+              </m:r>
+              <m:r>
+                <m:t>​</m:t>
               </m:r>
               <m:d>
                 <m:dPr>
@@ -9910,6 +10172,9 @@
                 </m:e>
               </m:d>
               <m:r>
+                <m:t>​</m:t>
+              </m:r>
+              <m:r>
                 <m:t>&amp;</m:t>
               </m:r>
               <m:r>
@@ -10050,10 +10315,12 @@
             <m:e>
               <m:r>
                 <m:rPr>
-                  <m:nor/>
                   <m:sty m:val="p"/>
                 </m:rPr>
                 <m:t>E</m:t>
+              </m:r>
+              <m:r>
+                <m:t>​</m:t>
               </m:r>
               <m:d>
                 <m:dPr>
@@ -10105,6 +10372,9 @@
                 </m:e>
               </m:d>
               <m:r>
+                <m:t>​</m:t>
+              </m:r>
+              <m:r>
                 <m:rPr>
                   <m:sty m:val="p"/>
                 </m:rPr>
@@ -10112,10 +10382,12 @@
               </m:r>
               <m:r>
                 <m:rPr>
-                  <m:nor/>
                   <m:sty m:val="p"/>
                 </m:rPr>
                 <m:t>E</m:t>
+              </m:r>
+              <m:r>
+                <m:t>​</m:t>
               </m:r>
               <m:d>
                 <m:dPr>
@@ -10167,6 +10439,9 @@
                 </m:e>
               </m:d>
               <m:r>
+                <m:t>​</m:t>
+              </m:r>
+              <m:r>
                 <m:t>&amp;</m:t>
               </m:r>
               <m:r>
@@ -10177,10 +10452,12 @@
               </m:r>
               <m:r>
                 <m:rPr>
-                  <m:nor/>
                   <m:sty m:val="p"/>
                 </m:rPr>
                 <m:t>E</m:t>
+              </m:r>
+              <m:r>
+                <m:t>​</m:t>
               </m:r>
               <m:d>
                 <m:dPr>
@@ -10241,6 +10518,9 @@
                 </m:e>
               </m:d>
               <m:r>
+                <m:t>​</m:t>
+              </m:r>
+              <m:r>
                 <m:rPr>
                   <m:sty m:val="p"/>
                 </m:rPr>
@@ -10248,10 +10528,12 @@
               </m:r>
               <m:r>
                 <m:rPr>
-                  <m:nor/>
                   <m:sty m:val="p"/>
                 </m:rPr>
                 <m:t>E</m:t>
+              </m:r>
+              <m:r>
+                <m:t>​</m:t>
               </m:r>
               <m:d>
                 <m:dPr>
@@ -10303,6 +10585,9 @@
                 </m:e>
               </m:d>
               <m:r>
+                <m:t>​</m:t>
+              </m:r>
+              <m:r>
                 <m:t>&amp;</m:t>
               </m:r>
               <m:r>
@@ -10428,10 +10713,12 @@
               </m:r>
               <m:r>
                 <m:rPr>
-                  <m:nor/>
                   <m:sty m:val="p"/>
                 </m:rPr>
                 <m:t>E</m:t>
+              </m:r>
+              <m:r>
+                <m:t>​</m:t>
               </m:r>
               <m:d>
                 <m:dPr>
@@ -10492,6 +10779,9 @@
                 </m:e>
               </m:d>
               <m:r>
+                <m:t>​</m:t>
+              </m:r>
+              <m:r>
                 <m:rPr>
                   <m:sty m:val="p"/>
                 </m:rPr>
@@ -10499,10 +10789,12 @@
               </m:r>
               <m:r>
                 <m:rPr>
-                  <m:nor/>
                   <m:sty m:val="p"/>
                 </m:rPr>
                 <m:t>E</m:t>
+              </m:r>
+              <m:r>
+                <m:t>​</m:t>
               </m:r>
               <m:d>
                 <m:dPr>
@@ -10536,6 +10828,9 @@
                 </m:e>
               </m:d>
               <m:r>
+                <m:t>​</m:t>
+              </m:r>
+              <m:r>
                 <m:t>&amp;</m:t>
               </m:r>
               <m:r>
@@ -10641,10 +10936,12 @@
       <m:oMath>
         <m:r>
           <m:rPr>
-            <m:nor/>
             <m:sty m:val="p"/>
           </m:rPr>
           <m:t>E</m:t>
+        </m:r>
+        <m:r>
+          <m:t>​</m:t>
         </m:r>
         <m:d>
           <m:dPr>
@@ -10705,6 +11002,9 @@
           </m:e>
         </m:d>
         <m:r>
+          <m:t>​</m:t>
+        </m:r>
+        <m:r>
           <m:rPr>
             <m:sty m:val="p"/>
           </m:rPr>
@@ -10712,10 +11012,12 @@
         </m:r>
         <m:r>
           <m:rPr>
-            <m:nor/>
             <m:sty m:val="p"/>
           </m:rPr>
           <m:t>E</m:t>
+        </m:r>
+        <m:r>
+          <m:t>​</m:t>
         </m:r>
         <m:d>
           <m:dPr>
@@ -10748,6 +11050,9 @@
             </m:sSup>
           </m:e>
         </m:d>
+        <m:r>
+          <m:t>​</m:t>
+        </m:r>
       </m:oMath>
       <w:r>
         <w:t xml:space="preserve"> </w:t>
@@ -10773,10 +11078,12 @@
       <m:oMath>
         <m:r>
           <m:rPr>
-            <m:nor/>
             <m:sty m:val="p"/>
           </m:rPr>
           <m:t>E</m:t>
+        </m:r>
+        <m:r>
+          <m:t>​</m:t>
         </m:r>
         <m:d>
           <m:dPr>
@@ -10828,6 +11135,9 @@
           </m:e>
         </m:d>
         <m:r>
+          <m:t>​</m:t>
+        </m:r>
+        <m:r>
           <m:rPr>
             <m:sty m:val="p"/>
           </m:rPr>
@@ -10835,10 +11145,12 @@
         </m:r>
         <m:r>
           <m:rPr>
-            <m:nor/>
             <m:sty m:val="p"/>
           </m:rPr>
           <m:t>E</m:t>
+        </m:r>
+        <m:r>
+          <m:t>​</m:t>
         </m:r>
         <m:d>
           <m:dPr>
@@ -10889,6 +11201,9 @@
             </m:sSup>
           </m:e>
         </m:d>
+        <m:r>
+          <m:t>​</m:t>
+        </m:r>
       </m:oMath>
       <w:r>
         <w:t xml:space="preserve">.</w:t>
@@ -11250,10 +11565,12 @@
       <m:oMath>
         <m:r>
           <m:rPr>
-            <m:nor/>
             <m:sty m:val="p"/>
           </m:rPr>
           <m:t>E</m:t>
+        </m:r>
+        <m:r>
+          <m:t>​</m:t>
         </m:r>
         <m:d>
           <m:dPr>
@@ -11287,6 +11604,9 @@
           </m:e>
         </m:d>
         <m:r>
+          <m:t>​</m:t>
+        </m:r>
+        <m:r>
           <m:rPr>
             <m:sty m:val="p"/>
           </m:rPr>
@@ -11294,10 +11614,12 @@
         </m:r>
         <m:r>
           <m:rPr>
-            <m:nor/>
             <m:sty m:val="p"/>
           </m:rPr>
           <m:t>E</m:t>
+        </m:r>
+        <m:r>
+          <m:t>​</m:t>
         </m:r>
         <m:d>
           <m:dPr>
@@ -11357,6 +11679,9 @@
             </m:sSup>
           </m:e>
         </m:d>
+        <m:r>
+          <m:t>​</m:t>
+        </m:r>
       </m:oMath>
       <w:r>
         <w:t xml:space="preserve"> </w:t>
@@ -11463,10 +11788,12 @@
       <m:oMath>
         <m:r>
           <m:rPr>
-            <m:nor/>
             <m:sty m:val="p"/>
           </m:rPr>
           <m:t>E</m:t>
+        </m:r>
+        <m:r>
+          <m:t>​</m:t>
         </m:r>
         <m:d>
           <m:dPr>
@@ -11518,6 +11845,9 @@
           </m:e>
         </m:d>
         <m:r>
+          <m:t>​</m:t>
+        </m:r>
+        <m:r>
           <m:rPr>
             <m:sty m:val="p"/>
           </m:rPr>
@@ -11525,10 +11855,12 @@
         </m:r>
         <m:r>
           <m:rPr>
-            <m:nor/>
             <m:sty m:val="p"/>
           </m:rPr>
           <m:t>E</m:t>
+        </m:r>
+        <m:r>
+          <m:t>​</m:t>
         </m:r>
         <m:d>
           <m:dPr>
@@ -11580,6 +11912,9 @@
           </m:e>
         </m:d>
         <m:r>
+          <m:t>​</m:t>
+        </m:r>
+        <m:r>
           <m:rPr>
             <m:sty m:val="p"/>
           </m:rPr>
@@ -11622,10 +11957,12 @@
       <m:oMath>
         <m:r>
           <m:rPr>
-            <m:nor/>
             <m:sty m:val="p"/>
           </m:rPr>
           <m:t>E</m:t>
+        </m:r>
+        <m:r>
+          <m:t>​</m:t>
         </m:r>
         <m:d>
           <m:dPr>
@@ -11686,6 +12023,9 @@
           </m:e>
         </m:d>
         <m:r>
+          <m:t>​</m:t>
+        </m:r>
+        <m:r>
           <m:rPr>
             <m:sty m:val="p"/>
           </m:rPr>
@@ -11693,10 +12033,12 @@
         </m:r>
         <m:r>
           <m:rPr>
-            <m:nor/>
             <m:sty m:val="p"/>
           </m:rPr>
           <m:t>E</m:t>
+        </m:r>
+        <m:r>
+          <m:t>​</m:t>
         </m:r>
         <m:d>
           <m:dPr>
@@ -11730,6 +12072,9 @@
           </m:e>
         </m:d>
         <m:r>
+          <m:t>​</m:t>
+        </m:r>
+        <m:r>
           <m:rPr>
             <m:sty m:val="p"/>
           </m:rPr>
@@ -11778,10 +12123,12 @@
       <m:oMath>
         <m:r>
           <m:rPr>
-            <m:nor/>
             <m:sty m:val="p"/>
           </m:rPr>
           <m:t>E</m:t>
+        </m:r>
+        <m:r>
+          <m:t>​</m:t>
         </m:r>
         <m:d>
           <m:dPr>
@@ -11833,6 +12180,9 @@
           </m:e>
         </m:d>
         <m:r>
+          <m:t>​</m:t>
+        </m:r>
+        <m:r>
           <m:rPr>
             <m:sty m:val="p"/>
           </m:rPr>
@@ -11840,10 +12190,12 @@
         </m:r>
         <m:r>
           <m:rPr>
-            <m:nor/>
             <m:sty m:val="p"/>
           </m:rPr>
           <m:t>E</m:t>
+        </m:r>
+        <m:r>
+          <m:t>​</m:t>
         </m:r>
         <m:d>
           <m:dPr>
@@ -11894,6 +12246,9 @@
             </m:sSup>
           </m:e>
         </m:d>
+        <m:r>
+          <m:t>​</m:t>
+        </m:r>
       </m:oMath>
       <w:r>
         <w:t xml:space="preserve"> </w:t>
@@ -11913,10 +12268,12 @@
       <m:oMath>
         <m:r>
           <m:rPr>
-            <m:nor/>
             <m:sty m:val="p"/>
           </m:rPr>
           <m:t>E</m:t>
+        </m:r>
+        <m:r>
+          <m:t>​</m:t>
         </m:r>
         <m:d>
           <m:dPr>
@@ -11968,6 +12325,9 @@
           </m:e>
         </m:d>
         <m:r>
+          <m:t>​</m:t>
+        </m:r>
+        <m:r>
           <m:rPr>
             <m:sty m:val="p"/>
           </m:rPr>
@@ -11975,10 +12335,12 @@
         </m:r>
         <m:r>
           <m:rPr>
-            <m:nor/>
             <m:sty m:val="p"/>
           </m:rPr>
           <m:t>E</m:t>
+        </m:r>
+        <m:r>
+          <m:t>​</m:t>
         </m:r>
         <m:d>
           <m:dPr>
@@ -12029,6 +12391,9 @@
             </m:sSup>
           </m:e>
         </m:d>
+        <m:r>
+          <m:t>​</m:t>
+        </m:r>
       </m:oMath>
       <w:r>
         <w:t xml:space="preserve"> </w:t>
@@ -12042,10 +12407,12 @@
       <m:oMath>
         <m:r>
           <m:rPr>
-            <m:nor/>
             <m:sty m:val="p"/>
           </m:rPr>
           <m:t>E</m:t>
+        </m:r>
+        <m:r>
+          <m:t>​</m:t>
         </m:r>
         <m:d>
           <m:dPr>
@@ -12079,6 +12446,9 @@
           </m:e>
         </m:d>
         <m:r>
+          <m:t>​</m:t>
+        </m:r>
+        <m:r>
           <m:rPr>
             <m:sty m:val="p"/>
           </m:rPr>
@@ -12086,10 +12456,12 @@
         </m:r>
         <m:r>
           <m:rPr>
-            <m:nor/>
             <m:sty m:val="p"/>
           </m:rPr>
           <m:t>E</m:t>
+        </m:r>
+        <m:r>
+          <m:t>​</m:t>
         </m:r>
         <m:d>
           <m:dPr>
@@ -12122,6 +12494,9 @@
             </m:sSup>
           </m:e>
         </m:d>
+        <m:r>
+          <m:t>​</m:t>
+        </m:r>
       </m:oMath>
       <w:r>
         <w:t xml:space="preserve">.</w:t>
@@ -12158,10 +12533,12 @@
       <m:oMath>
         <m:r>
           <m:rPr>
-            <m:nor/>
             <m:sty m:val="p"/>
           </m:rPr>
           <m:t>E</m:t>
+        </m:r>
+        <m:r>
+          <m:t>​</m:t>
         </m:r>
         <m:d>
           <m:dPr>
@@ -12221,6 +12598,9 @@
             </m:sSup>
           </m:e>
         </m:d>
+        <m:r>
+          <m:t>​</m:t>
+        </m:r>
       </m:oMath>
       <w:r>
         <w:t xml:space="preserve"> </w:t>
@@ -12234,10 +12614,12 @@
       <m:oMath>
         <m:r>
           <m:rPr>
-            <m:nor/>
             <m:sty m:val="p"/>
           </m:rPr>
           <m:t>E</m:t>
+        </m:r>
+        <m:r>
+          <m:t>​</m:t>
         </m:r>
         <m:d>
           <m:dPr>
@@ -12288,6 +12670,9 @@
             </m:sSup>
           </m:e>
         </m:d>
+        <m:r>
+          <m:t>​</m:t>
+        </m:r>
       </m:oMath>
       <w:r>
         <w:t xml:space="preserve"> </w:t>
@@ -12545,10 +12930,12 @@
             <m:oMath>
               <m:r>
                 <m:rPr>
-                  <m:nor/>
                   <m:sty m:val="p"/>
                 </m:rPr>
                 <m:t>E</m:t>
+              </m:r>
+              <m:r>
+                <m:t>​</m:t>
               </m:r>
               <m:d>
                 <m:dPr>
@@ -12600,6 +12987,9 @@
                 </m:e>
               </m:d>
               <m:r>
+                <m:t>​</m:t>
+              </m:r>
+              <m:r>
                 <m:rPr>
                   <m:sty m:val="p"/>
                 </m:rPr>
@@ -12607,10 +12997,12 @@
               </m:r>
               <m:r>
                 <m:rPr>
-                  <m:nor/>
                   <m:sty m:val="p"/>
                 </m:rPr>
                 <m:t>E</m:t>
+              </m:r>
+              <m:r>
+                <m:t>​</m:t>
               </m:r>
               <m:d>
                 <m:dPr>
@@ -12661,6 +13053,9 @@
                   </m:sSup>
                 </m:e>
               </m:d>
+              <m:r>
+                <m:t>​</m:t>
+              </m:r>
             </m:oMath>
             <w:r>
               <w:t xml:space="preserve"> </w:t>
@@ -12680,10 +13075,12 @@
             <m:oMath>
               <m:r>
                 <m:rPr>
-                  <m:nor/>
                   <m:sty m:val="p"/>
                 </m:rPr>
                 <m:t>E</m:t>
+              </m:r>
+              <m:r>
+                <m:t>​</m:t>
               </m:r>
               <m:d>
                 <m:dPr>
@@ -12734,6 +13131,9 @@
                   </m:r>
                 </m:e>
               </m:d>
+              <m:r>
+                <m:t>​</m:t>
+              </m:r>
             </m:oMath>
             <w:r>
               <w:t xml:space="preserve"> </w:t>
@@ -12775,10 +13175,12 @@
       <m:oMath>
         <m:r>
           <m:rPr>
-            <m:nor/>
             <m:sty m:val="p"/>
           </m:rPr>
           <m:t>E</m:t>
+        </m:r>
+        <m:r>
+          <m:t>​</m:t>
         </m:r>
         <m:d>
           <m:dPr>
@@ -12829,6 +13231,9 @@
             </m:r>
           </m:e>
         </m:d>
+        <m:r>
+          <m:t>​</m:t>
+        </m:r>
       </m:oMath>
       <w:r>
         <w:t xml:space="preserve"> </w:t>
@@ -12995,10 +13400,12 @@
       <m:oMath>
         <m:r>
           <m:rPr>
-            <m:nor/>
             <m:sty m:val="p"/>
           </m:rPr>
           <m:t>E</m:t>
+        </m:r>
+        <m:r>
+          <m:t>​</m:t>
         </m:r>
         <m:d>
           <m:dPr>
@@ -13050,6 +13457,9 @@
           </m:e>
         </m:d>
         <m:r>
+          <m:t>​</m:t>
+        </m:r>
+        <m:r>
           <m:rPr>
             <m:sty m:val="p"/>
           </m:rPr>
@@ -13057,10 +13467,12 @@
         </m:r>
         <m:r>
           <m:rPr>
-            <m:nor/>
             <m:sty m:val="p"/>
           </m:rPr>
           <m:t>E</m:t>
+        </m:r>
+        <m:r>
+          <m:t>​</m:t>
         </m:r>
         <m:d>
           <m:dPr>
@@ -13112,6 +13524,9 @@
           </m:e>
         </m:d>
         <m:r>
+          <m:t>​</m:t>
+        </m:r>
+        <m:r>
           <m:rPr>
             <m:sty m:val="p"/>
           </m:rPr>
@@ -13231,10 +13646,12 @@
       <m:oMath>
         <m:r>
           <m:rPr>
-            <m:nor/>
             <m:sty m:val="p"/>
           </m:rPr>
           <m:t>E</m:t>
+        </m:r>
+        <m:r>
+          <m:t>​</m:t>
         </m:r>
         <m:d>
           <m:dPr>
@@ -13304,6 +13721,9 @@
           </m:e>
         </m:d>
         <m:r>
+          <m:t>​</m:t>
+        </m:r>
+        <m:r>
           <m:rPr>
             <m:sty m:val="p"/>
           </m:rPr>
@@ -13311,10 +13731,12 @@
         </m:r>
         <m:r>
           <m:rPr>
-            <m:nor/>
             <m:sty m:val="p"/>
           </m:rPr>
           <m:t>E</m:t>
+        </m:r>
+        <m:r>
+          <m:t>​</m:t>
         </m:r>
         <m:d>
           <m:dPr>
@@ -13384,6 +13806,9 @@
           </m:e>
         </m:d>
         <m:r>
+          <m:t>​</m:t>
+        </m:r>
+        <m:r>
           <m:rPr>
             <m:sty m:val="p"/>
           </m:rPr>
@@ -14139,10 +14564,12 @@
             <m:oMath>
               <m:r>
                 <m:rPr>
-                  <m:nor/>
                   <m:sty m:val="p"/>
                 </m:rPr>
                 <m:t>E</m:t>
+              </m:r>
+              <m:r>
+                <m:t>​</m:t>
               </m:r>
               <m:d>
                 <m:dPr>
@@ -14194,6 +14621,9 @@
                 </m:e>
               </m:d>
               <m:r>
+                <m:t>​</m:t>
+              </m:r>
+              <m:r>
                 <m:rPr>
                   <m:sty m:val="p"/>
                 </m:rPr>
@@ -14201,10 +14631,12 @@
               </m:r>
               <m:r>
                 <m:rPr>
-                  <m:nor/>
                   <m:sty m:val="p"/>
                 </m:rPr>
                 <m:t>E</m:t>
+              </m:r>
+              <m:r>
+                <m:t>​</m:t>
               </m:r>
               <m:d>
                 <m:dPr>
@@ -14264,6 +14696,9 @@
                   </m:sSup>
                 </m:e>
               </m:d>
+              <m:r>
+                <m:t>​</m:t>
+              </m:r>
             </m:oMath>
             <w:r>
               <w:t xml:space="preserve"> </w:t>
@@ -14361,10 +14796,12 @@
       <m:oMath>
         <m:r>
           <m:rPr>
-            <m:nor/>
             <m:sty m:val="p"/>
           </m:rPr>
           <m:t>E</m:t>
+        </m:r>
+        <m:r>
+          <m:t>​</m:t>
         </m:r>
         <m:d>
           <m:dPr>
@@ -14415,6 +14852,9 @@
             </m:sSup>
           </m:e>
         </m:d>
+        <m:r>
+          <m:t>​</m:t>
+        </m:r>
       </m:oMath>
       <w:r>
         <w:t xml:space="preserve"> </w:t>
@@ -14456,10 +14896,12 @@
       <m:oMath>
         <m:r>
           <m:rPr>
-            <m:nor/>
             <m:sty m:val="p"/>
           </m:rPr>
           <m:t>E</m:t>
+        </m:r>
+        <m:r>
+          <m:t>​</m:t>
         </m:r>
         <m:d>
           <m:dPr>
@@ -14519,6 +14961,9 @@
             </m:sSup>
           </m:e>
         </m:d>
+        <m:r>
+          <m:t>​</m:t>
+        </m:r>
       </m:oMath>
       <w:r>
         <w:t xml:space="preserve"> </w:t>
@@ -14693,10 +15138,12 @@
       <m:oMath>
         <m:r>
           <m:rPr>
-            <m:nor/>
             <m:sty m:val="p"/>
           </m:rPr>
           <m:t>E</m:t>
+        </m:r>
+        <m:r>
+          <m:t>​</m:t>
         </m:r>
         <m:d>
           <m:dPr>
@@ -14772,6 +15219,9 @@
           </m:e>
         </m:d>
         <m:r>
+          <m:t>​</m:t>
+        </m:r>
+        <m:r>
           <m:rPr>
             <m:sty m:val="p"/>
           </m:rPr>
@@ -14779,10 +15229,12 @@
         </m:r>
         <m:r>
           <m:rPr>
-            <m:nor/>
             <m:sty m:val="p"/>
           </m:rPr>
           <m:t>E</m:t>
+        </m:r>
+        <m:r>
+          <m:t>​</m:t>
         </m:r>
         <m:d>
           <m:dPr>
@@ -14842,6 +15294,9 @@
             </m:sSup>
           </m:e>
         </m:d>
+        <m:r>
+          <m:t>​</m:t>
+        </m:r>
       </m:oMath>
       <w:r>
         <w:t xml:space="preserve"> </w:t>
@@ -14873,10 +15328,12 @@
       <m:oMath>
         <m:r>
           <m:rPr>
-            <m:nor/>
             <m:sty m:val="p"/>
           </m:rPr>
           <m:t>E</m:t>
+        </m:r>
+        <m:r>
+          <m:t>​</m:t>
         </m:r>
         <m:d>
           <m:dPr>
@@ -14936,6 +15393,9 @@
             </m:sSup>
           </m:e>
         </m:d>
+        <m:r>
+          <m:t>​</m:t>
+        </m:r>
       </m:oMath>
       <w:r>
         <w:t xml:space="preserve"> </w:t>
@@ -15396,10 +15856,12 @@
       <m:oMath>
         <m:r>
           <m:rPr>
-            <m:nor/>
             <m:sty m:val="p"/>
           </m:rPr>
           <m:t>E</m:t>
+        </m:r>
+        <m:r>
+          <m:t>​</m:t>
         </m:r>
         <m:d>
           <m:dPr>
@@ -15450,6 +15912,9 @@
             </m:sSup>
           </m:e>
         </m:d>
+        <m:r>
+          <m:t>​</m:t>
+        </m:r>
       </m:oMath>
       <w:r>
         <w:t xml:space="preserve"> </w:t>
@@ -15469,10 +15934,12 @@
       <m:oMath>
         <m:r>
           <m:rPr>
-            <m:nor/>
             <m:sty m:val="p"/>
           </m:rPr>
           <m:t>E</m:t>
+        </m:r>
+        <m:r>
+          <m:t>​</m:t>
         </m:r>
         <m:d>
           <m:dPr>
@@ -15523,6 +15990,9 @@
             </m:sSup>
           </m:e>
         </m:d>
+        <m:r>
+          <m:t>​</m:t>
+        </m:r>
       </m:oMath>
       <w:r>
         <w:t xml:space="preserve"> </w:t>
@@ -15542,10 +16012,12 @@
       <m:oMath>
         <m:r>
           <m:rPr>
-            <m:nor/>
             <m:sty m:val="p"/>
           </m:rPr>
           <m:t>E</m:t>
+        </m:r>
+        <m:r>
+          <m:t>​</m:t>
         </m:r>
         <m:d>
           <m:dPr>
@@ -15596,6 +16068,9 @@
             </m:sSup>
           </m:e>
         </m:d>
+        <m:r>
+          <m:t>​</m:t>
+        </m:r>
       </m:oMath>
       <w:r>
         <w:t xml:space="preserve"> </w:t>
@@ -15854,10 +16329,12 @@
       <m:oMath>
         <m:r>
           <m:rPr>
-            <m:nor/>
             <m:sty m:val="p"/>
           </m:rPr>
           <m:t>E</m:t>
+        </m:r>
+        <m:r>
+          <m:t>​</m:t>
         </m:r>
         <m:d>
           <m:dPr>
@@ -15908,6 +16385,9 @@
             </m:sSup>
           </m:e>
         </m:d>
+        <m:r>
+          <m:t>​</m:t>
+        </m:r>
       </m:oMath>
       <w:r>
         <w:t xml:space="preserve"> </w:t>
@@ -17396,10 +17876,12 @@
                   <m:e>
                     <m:r>
                       <m:rPr>
-                        <m:nor/>
                         <m:sty m:val="p"/>
                       </m:rPr>
                       <m:t>E</m:t>
+                    </m:r>
+                    <m:r>
+                      <m:t>​</m:t>
                     </m:r>
                     <m:d>
                       <m:dPr>
@@ -17424,6 +17906,9 @@
                       </m:e>
                     </m:d>
                     <m:r>
+                      <m:t>​</m:t>
+                    </m:r>
+                    <m:r>
                       <m:t>&amp;</m:t>
                     </m:r>
                     <m:r>
@@ -17461,13 +17946,15 @@
                       <m:e>
                         <m:r>
                           <m:rPr>
-                            <m:nor/>
                             <m:sty m:val="p"/>
                           </m:rPr>
                           <m:t>E</m:t>
                         </m:r>
                       </m:e>
                     </m:nary>
+                    <m:r>
+                      <m:t>​</m:t>
+                    </m:r>
                     <m:d>
                       <m:dPr>
                         <m:begChr m:val="["/>
@@ -17518,6 +18005,9 @@
                       </m:e>
                     </m:d>
                     <m:r>
+                      <m:t>​</m:t>
+                    </m:r>
+                    <m:r>
                       <m:rPr>
                         <m:sty m:val="p"/>
                       </m:rPr>
@@ -17637,101 +18127,82 @@
                         </m:r>
                       </m:sup>
                       <m:e>
-                        <m:d>
-                          <m:dPr>
-                            <m:begChr m:val="{"/>
-                            <m:sepChr m:val=""/>
-                            <m:endChr m:val="}"/>
-                            <m:grow/>
-                          </m:dPr>
+                        <m:r>
+                          <m:t>​</m:t>
+                        </m:r>
+                      </m:e>
+                    </m:nary>
+                    <m:d>
+                      <m:dPr>
+                        <m:begChr m:val="{"/>
+                        <m:sepChr m:val=""/>
+                        <m:endChr m:val="}"/>
+                        <m:grow/>
+                      </m:dPr>
+                      <m:e>
+                        <m:nary>
+                          <m:naryPr>
+                            <m:chr m:val="∑"/>
+                            <m:limLoc m:val="undOvr"/>
+                            <m:subHide m:val="off"/>
+                            <m:supHide m:val="on"/>
+                          </m:naryPr>
+                          <m:sub>
+                            <m:r>
+                              <m:t>l</m:t>
+                            </m:r>
+                          </m:sub>
+                          <m:sup>
+                            <m:r>
+                              <m:t>​</m:t>
+                            </m:r>
+                          </m:sup>
                           <m:e>
-                            <m:nary>
-                              <m:naryPr>
-                                <m:chr m:val="∑"/>
-                                <m:limLoc m:val="undOvr"/>
-                                <m:subHide m:val="off"/>
-                                <m:supHide m:val="on"/>
-                              </m:naryPr>
-                              <m:sub>
-                                <m:r>
-                                  <m:t>l</m:t>
-                                </m:r>
-                              </m:sub>
-                              <m:sup>
-                                <m:r>
-                                  <m:t>​</m:t>
-                                </m:r>
-                              </m:sup>
-                              <m:e>
-                                <m:r>
-                                  <m:rPr>
-                                    <m:nor/>
-                                    <m:sty m:val="p"/>
-                                  </m:rPr>
-                                  <m:t>E</m:t>
-                                </m:r>
-                              </m:e>
-                            </m:nary>
-                            <m:d>
-                              <m:dPr>
-                                <m:begChr m:val="["/>
-                                <m:sepChr m:val=""/>
-                                <m:endChr m:val="]"/>
-                                <m:grow/>
-                              </m:dPr>
-                              <m:e>
-                                <m:r>
-                                  <m:t>Y</m:t>
-                                </m:r>
-                                <m:r>
-                                  <m:rPr>
-                                    <m:sty m:val="p"/>
-                                  </m:rPr>
-                                  <m:t>∣</m:t>
-                                </m:r>
-                                <m:r>
-                                  <m:t>A</m:t>
-                                </m:r>
-                                <m:r>
-                                  <m:rPr>
-                                    <m:sty m:val="p"/>
-                                  </m:rPr>
-                                  <m:t>=</m:t>
-                                </m:r>
-                                <m:r>
-                                  <m:t>a</m:t>
-                                </m:r>
-                                <m:r>
-                                  <m:rPr>
-                                    <m:sty m:val="p"/>
-                                  </m:rPr>
-                                  <m:t>,</m:t>
-                                </m:r>
-                                <m:r>
-                                  <m:t>L</m:t>
-                                </m:r>
-                                <m:r>
-                                  <m:rPr>
-                                    <m:sty m:val="p"/>
-                                  </m:rPr>
-                                  <m:t>=</m:t>
-                                </m:r>
-                                <m:r>
-                                  <m:t>l</m:t>
-                                </m:r>
-                              </m:e>
-                            </m:d>
                             <m:r>
                               <m:rPr>
                                 <m:sty m:val="p"/>
                               </m:rPr>
-                              <m:t>Pr</m:t>
+                              <m:t>E</m:t>
+                            </m:r>
+                          </m:e>
+                        </m:nary>
+                        <m:r>
+                          <m:t>​</m:t>
+                        </m:r>
+                        <m:d>
+                          <m:dPr>
+                            <m:begChr m:val="["/>
+                            <m:sepChr m:val=""/>
+                            <m:endChr m:val="]"/>
+                            <m:grow/>
+                          </m:dPr>
+                          <m:e>
+                            <m:r>
+                              <m:t>Y</m:t>
                             </m:r>
                             <m:r>
                               <m:rPr>
                                 <m:sty m:val="p"/>
                               </m:rPr>
-                              <m:t>[</m:t>
+                              <m:t>∣</m:t>
+                            </m:r>
+                            <m:r>
+                              <m:t>A</m:t>
+                            </m:r>
+                            <m:r>
+                              <m:rPr>
+                                <m:sty m:val="p"/>
+                              </m:rPr>
+                              <m:t>=</m:t>
+                            </m:r>
+                            <m:r>
+                              <m:t>a</m:t>
+                            </m:r>
+                            <m:r>
+                              <m:rPr>
+                                <m:sty m:val="p"/>
+                              </m:rPr>
+                              <m:t>,</m:t>
                             </m:r>
                             <m:r>
                               <m:t>L</m:t>
@@ -17745,16 +18216,46 @@
                             <m:r>
                               <m:t>l</m:t>
                             </m:r>
-                            <m:r>
-                              <m:rPr>
-                                <m:sty m:val="p"/>
-                              </m:rPr>
-                              <m:t>]</m:t>
-                            </m:r>
                           </m:e>
                         </m:d>
+                        <m:r>
+                          <m:t>​</m:t>
+                        </m:r>
+                        <m:r>
+                          <m:rPr>
+                            <m:sty m:val="p"/>
+                          </m:rPr>
+                          <m:t>Pr</m:t>
+                        </m:r>
+                        <m:r>
+                          <m:rPr>
+                            <m:sty m:val="p"/>
+                          </m:rPr>
+                          <m:t>[</m:t>
+                        </m:r>
+                        <m:r>
+                          <m:t>L</m:t>
+                        </m:r>
+                        <m:r>
+                          <m:rPr>
+                            <m:sty m:val="p"/>
+                          </m:rPr>
+                          <m:t>=</m:t>
+                        </m:r>
+                        <m:r>
+                          <m:t>l</m:t>
+                        </m:r>
+                        <m:r>
+                          <m:rPr>
+                            <m:sty m:val="p"/>
+                          </m:rPr>
+                          <m:t>]</m:t>
+                        </m:r>
                       </m:e>
-                    </m:nary>
+                    </m:d>
+                    <m:r>
+                      <m:t>​</m:t>
+                    </m:r>
                     <m:r>
                       <m:rPr>
                         <m:sty m:val="p"/>
@@ -17845,101 +18346,82 @@
                         </m:r>
                       </m:sup>
                       <m:e>
-                        <m:d>
-                          <m:dPr>
-                            <m:begChr m:val="{"/>
-                            <m:sepChr m:val=""/>
-                            <m:endChr m:val="}"/>
-                            <m:grow/>
-                          </m:dPr>
+                        <m:r>
+                          <m:t>​</m:t>
+                        </m:r>
+                      </m:e>
+                    </m:nary>
+                    <m:d>
+                      <m:dPr>
+                        <m:begChr m:val="{"/>
+                        <m:sepChr m:val=""/>
+                        <m:endChr m:val="}"/>
+                        <m:grow/>
+                      </m:dPr>
+                      <m:e>
+                        <m:nary>
+                          <m:naryPr>
+                            <m:chr m:val="∑"/>
+                            <m:limLoc m:val="undOvr"/>
+                            <m:subHide m:val="off"/>
+                            <m:supHide m:val="on"/>
+                          </m:naryPr>
+                          <m:sub>
+                            <m:r>
+                              <m:t>l</m:t>
+                            </m:r>
+                          </m:sub>
+                          <m:sup>
+                            <m:r>
+                              <m:t>​</m:t>
+                            </m:r>
+                          </m:sup>
                           <m:e>
-                            <m:nary>
-                              <m:naryPr>
-                                <m:chr m:val="∑"/>
-                                <m:limLoc m:val="undOvr"/>
-                                <m:subHide m:val="off"/>
-                                <m:supHide m:val="on"/>
-                              </m:naryPr>
-                              <m:sub>
-                                <m:r>
-                                  <m:t>l</m:t>
-                                </m:r>
-                              </m:sub>
-                              <m:sup>
-                                <m:r>
-                                  <m:t>​</m:t>
-                                </m:r>
-                              </m:sup>
-                              <m:e>
-                                <m:r>
-                                  <m:rPr>
-                                    <m:nor/>
-                                    <m:sty m:val="p"/>
-                                  </m:rPr>
-                                  <m:t>E</m:t>
-                                </m:r>
-                              </m:e>
-                            </m:nary>
-                            <m:d>
-                              <m:dPr>
-                                <m:begChr m:val="["/>
-                                <m:sepChr m:val=""/>
-                                <m:endChr m:val="]"/>
-                                <m:grow/>
-                              </m:dPr>
-                              <m:e>
-                                <m:r>
-                                  <m:t>Y</m:t>
-                                </m:r>
-                                <m:r>
-                                  <m:rPr>
-                                    <m:sty m:val="p"/>
-                                  </m:rPr>
-                                  <m:t>∣</m:t>
-                                </m:r>
-                                <m:r>
-                                  <m:t>A</m:t>
-                                </m:r>
-                                <m:r>
-                                  <m:rPr>
-                                    <m:sty m:val="p"/>
-                                  </m:rPr>
-                                  <m:t>=</m:t>
-                                </m:r>
-                                <m:r>
-                                  <m:t>a</m:t>
-                                </m:r>
-                                <m:r>
-                                  <m:rPr>
-                                    <m:sty m:val="p"/>
-                                  </m:rPr>
-                                  <m:t>,</m:t>
-                                </m:r>
-                                <m:r>
-                                  <m:t>L</m:t>
-                                </m:r>
-                                <m:r>
-                                  <m:rPr>
-                                    <m:sty m:val="p"/>
-                                  </m:rPr>
-                                  <m:t>=</m:t>
-                                </m:r>
-                                <m:r>
-                                  <m:t>l</m:t>
-                                </m:r>
-                              </m:e>
-                            </m:d>
                             <m:r>
                               <m:rPr>
                                 <m:sty m:val="p"/>
                               </m:rPr>
-                              <m:t>Pr</m:t>
+                              <m:t>E</m:t>
+                            </m:r>
+                          </m:e>
+                        </m:nary>
+                        <m:r>
+                          <m:t>​</m:t>
+                        </m:r>
+                        <m:d>
+                          <m:dPr>
+                            <m:begChr m:val="["/>
+                            <m:sepChr m:val=""/>
+                            <m:endChr m:val="]"/>
+                            <m:grow/>
+                          </m:dPr>
+                          <m:e>
+                            <m:r>
+                              <m:t>Y</m:t>
                             </m:r>
                             <m:r>
                               <m:rPr>
                                 <m:sty m:val="p"/>
                               </m:rPr>
-                              <m:t>[</m:t>
+                              <m:t>∣</m:t>
+                            </m:r>
+                            <m:r>
+                              <m:t>A</m:t>
+                            </m:r>
+                            <m:r>
+                              <m:rPr>
+                                <m:sty m:val="p"/>
+                              </m:rPr>
+                              <m:t>=</m:t>
+                            </m:r>
+                            <m:r>
+                              <m:t>a</m:t>
+                            </m:r>
+                            <m:r>
+                              <m:rPr>
+                                <m:sty m:val="p"/>
+                              </m:rPr>
+                              <m:t>,</m:t>
                             </m:r>
                             <m:r>
                               <m:t>L</m:t>
@@ -17953,16 +18435,46 @@
                             <m:r>
                               <m:t>l</m:t>
                             </m:r>
-                            <m:r>
-                              <m:rPr>
-                                <m:sty m:val="p"/>
-                              </m:rPr>
-                              <m:t>]</m:t>
-                            </m:r>
                           </m:e>
                         </m:d>
+                        <m:r>
+                          <m:t>​</m:t>
+                        </m:r>
+                        <m:r>
+                          <m:rPr>
+                            <m:sty m:val="p"/>
+                          </m:rPr>
+                          <m:t>Pr</m:t>
+                        </m:r>
+                        <m:r>
+                          <m:rPr>
+                            <m:sty m:val="p"/>
+                          </m:rPr>
+                          <m:t>[</m:t>
+                        </m:r>
+                        <m:r>
+                          <m:t>L</m:t>
+                        </m:r>
+                        <m:r>
+                          <m:rPr>
+                            <m:sty m:val="p"/>
+                          </m:rPr>
+                          <m:t>=</m:t>
+                        </m:r>
+                        <m:r>
+                          <m:t>l</m:t>
+                        </m:r>
+                        <m:r>
+                          <m:rPr>
+                            <m:sty m:val="p"/>
+                          </m:rPr>
+                          <m:t>]</m:t>
+                        </m:r>
                       </m:e>
-                    </m:nary>
+                    </m:d>
+                    <m:r>
+                      <m:t>​</m:t>
+                    </m:r>
                     <m:r>
                       <m:rPr>
                         <m:sty m:val="p"/>
@@ -18185,10 +18697,12 @@
             <m:oMath>
               <m:r>
                 <m:rPr>
-                  <m:nor/>
                   <m:sty m:val="p"/>
                 </m:rPr>
                 <m:t>E</m:t>
+              </m:r>
+              <m:r>
+                <m:t>​</m:t>
               </m:r>
               <m:d>
                 <m:dPr>
@@ -18239,6 +18753,9 @@
                   </m:sSup>
                 </m:e>
               </m:d>
+              <m:r>
+                <m:t>​</m:t>
+              </m:r>
             </m:oMath>
             <w:r>
               <w:t xml:space="preserve"> </w:t>
@@ -18473,10 +18990,12 @@
       <m:oMath>
         <m:r>
           <m:rPr>
-            <m:nor/>
             <m:sty m:val="p"/>
           </m:rPr>
           <m:t>E</m:t>
+        </m:r>
+        <m:r>
+          <m:t>​</m:t>
         </m:r>
         <m:d>
           <m:dPr>
@@ -18537,6 +19056,9 @@
           </m:e>
         </m:d>
         <m:r>
+          <m:t>​</m:t>
+        </m:r>
+        <m:r>
           <m:rPr>
             <m:sty m:val="p"/>
           </m:rPr>
@@ -18544,10 +19066,12 @@
         </m:r>
         <m:r>
           <m:rPr>
-            <m:nor/>
             <m:sty m:val="p"/>
           </m:rPr>
           <m:t>E</m:t>
+        </m:r>
+        <m:r>
+          <m:t>​</m:t>
         </m:r>
         <m:d>
           <m:dPr>
@@ -18607,6 +19131,9 @@
             </m:sSup>
           </m:e>
         </m:d>
+        <m:r>
+          <m:t>​</m:t>
+        </m:r>
       </m:oMath>
       <w:r>
         <w:t xml:space="preserve"> </w:t>
@@ -18630,10 +19157,12 @@
       <m:oMath>
         <m:r>
           <m:rPr>
-            <m:nor/>
             <m:sty m:val="p"/>
           </m:rPr>
           <m:t>E</m:t>
+        </m:r>
+        <m:r>
+          <m:t>​</m:t>
         </m:r>
         <m:d>
           <m:dPr>
@@ -18694,6 +19223,9 @@
           </m:e>
         </m:d>
         <m:r>
+          <m:t>​</m:t>
+        </m:r>
+        <m:r>
           <m:rPr>
             <m:sty m:val="p"/>
           </m:rPr>
@@ -18701,10 +19233,12 @@
         </m:r>
         <m:r>
           <m:rPr>
-            <m:nor/>
             <m:sty m:val="p"/>
           </m:rPr>
           <m:t>E</m:t>
+        </m:r>
+        <m:r>
+          <m:t>​</m:t>
         </m:r>
         <m:d>
           <m:dPr>
@@ -18764,6 +19298,9 @@
             </m:sSup>
           </m:e>
         </m:d>
+        <m:r>
+          <m:t>​</m:t>
+        </m:r>
       </m:oMath>
       <w:r>
         <w:t xml:space="preserve"> </w:t>
@@ -18817,13 +19354,15 @@
           <m:e>
             <m:r>
               <m:rPr>
-                <m:nor/>
                 <m:sty m:val="p"/>
               </m:rPr>
               <m:t>E</m:t>
             </m:r>
           </m:e>
         </m:nary>
+        <m:r>
+          <m:t>​</m:t>
+        </m:r>
         <m:d>
           <m:dPr>
             <m:begChr m:val="["/>
@@ -18874,6 +19413,9 @@
           </m:e>
         </m:d>
         <m:r>
+          <m:t>​</m:t>
+        </m:r>
+        <m:r>
           <m:rPr>
             <m:sty m:val="p"/>
           </m:rPr>
@@ -18934,10 +19476,12 @@
       <m:oMath>
         <m:r>
           <m:rPr>
-            <m:nor/>
             <m:sty m:val="p"/>
           </m:rPr>
           <m:t>E</m:t>
+        </m:r>
+        <m:r>
+          <m:t>​</m:t>
         </m:r>
         <m:d>
           <m:dPr>
@@ -18997,6 +19541,9 @@
             </m:sSup>
           </m:e>
         </m:d>
+        <m:r>
+          <m:t>​</m:t>
+        </m:r>
       </m:oMath>
       <w:r>
         <w:t xml:space="preserve"> </w:t>
@@ -19080,10 +19627,12 @@
       <m:oMath>
         <m:r>
           <m:rPr>
-            <m:nor/>
             <m:sty m:val="p"/>
           </m:rPr>
           <m:t>E</m:t>
+        </m:r>
+        <m:r>
+          <m:t>​</m:t>
         </m:r>
         <m:d>
           <m:dPr>
@@ -19134,6 +19683,9 @@
             </m:sSup>
           </m:e>
         </m:d>
+        <m:r>
+          <m:t>​</m:t>
+        </m:r>
       </m:oMath>
       <w:r>
         <w:t xml:space="preserve">,</w:t>

--- a/chapters/23-causal-mediation.docx
+++ b/chapters/23-causal-mediation.docx
@@ -435,6 +435,7 @@
             <m:oMath>
               <m:r>
                 <m:rPr>
+                  <m:scr m:val="double-struck"/>
                   <m:sty m:val="p"/>
                 </m:rPr>
                 <m:t>E</m:t>
@@ -484,6 +485,7 @@
               </m:r>
               <m:r>
                 <m:rPr>
+                  <m:scr m:val="double-struck"/>
                   <m:sty m:val="p"/>
                 </m:rPr>
                 <m:t>E</m:t>
@@ -979,6 +981,7 @@
               <m:oMath>
                 <m:r>
                   <m:rPr>
+                    <m:scr m:val="double-struck"/>
                     <m:sty m:val="p"/>
                   </m:rPr>
                   <m:t>E</m:t>
@@ -1055,6 +1058,7 @@
                 </m:r>
                 <m:r>
                   <m:rPr>
+                    <m:scr m:val="double-struck"/>
                     <m:sty m:val="p"/>
                   </m:rPr>
                   <m:t>E</m:t>
@@ -1266,6 +1270,7 @@
               <m:oMath>
                 <m:r>
                   <m:rPr>
+                    <m:scr m:val="double-struck"/>
                     <m:sty m:val="p"/>
                   </m:rPr>
                   <m:t>E</m:t>
@@ -1342,6 +1347,7 @@
                 </m:r>
                 <m:r>
                   <m:rPr>
+                    <m:scr m:val="double-struck"/>
                     <m:sty m:val="p"/>
                   </m:rPr>
                   <m:t>E</m:t>
@@ -1676,6 +1682,7 @@
               <m:oMath>
                 <m:r>
                   <m:rPr>
+                    <m:scr m:val="double-struck"/>
                     <m:sty m:val="p"/>
                   </m:rPr>
                   <m:t>E</m:t>
@@ -1752,6 +1759,7 @@
                 </m:r>
                 <m:r>
                   <m:rPr>
+                    <m:scr m:val="double-struck"/>
                     <m:sty m:val="p"/>
                   </m:rPr>
                   <m:t>E</m:t>
@@ -1828,6 +1836,7 @@
                 </m:r>
                 <m:r>
                   <m:rPr>
+                    <m:scr m:val="double-struck"/>
                     <m:sty m:val="p"/>
                   </m:rPr>
                   <m:t>E</m:t>
@@ -1904,6 +1913,7 @@
                 </m:r>
                 <m:r>
                   <m:rPr>
+                    <m:scr m:val="double-struck"/>
                     <m:sty m:val="p"/>
                   </m:rPr>
                   <m:t>E</m:t>
@@ -1980,6 +1990,7 @@
                 </m:r>
                 <m:r>
                   <m:rPr>
+                    <m:scr m:val="double-struck"/>
                     <m:sty m:val="p"/>
                   </m:rPr>
                   <m:t>E</m:t>
@@ -2029,6 +2040,7 @@
                 </m:r>
                 <m:r>
                   <m:rPr>
+                    <m:scr m:val="double-struck"/>
                     <m:sty m:val="p"/>
                   </m:rPr>
                   <m:t>E</m:t>
@@ -2177,6 +2189,7 @@
                     </m:r>
                     <m:r>
                       <m:rPr>
+                        <m:scr m:val="double-struck"/>
                         <m:sty m:val="p"/>
                       </m:rPr>
                       <m:t>E</m:t>
@@ -2253,6 +2266,7 @@
                     </m:r>
                     <m:r>
                       <m:rPr>
+                        <m:scr m:val="double-struck"/>
                         <m:sty m:val="p"/>
                       </m:rPr>
                       <m:t>E</m:t>
@@ -2329,6 +2343,7 @@
                     </m:r>
                     <m:r>
                       <m:rPr>
+                        <m:scr m:val="double-struck"/>
                         <m:sty m:val="p"/>
                       </m:rPr>
                       <m:t>E</m:t>
@@ -2405,6 +2420,7 @@
                     </m:r>
                     <m:r>
                       <m:rPr>
+                        <m:scr m:val="double-struck"/>
                         <m:sty m:val="p"/>
                       </m:rPr>
                       <m:t>E</m:t>
@@ -2489,6 +2505,7 @@
                     </m:r>
                     <m:r>
                       <m:rPr>
+                        <m:scr m:val="double-struck"/>
                         <m:sty m:val="p"/>
                       </m:rPr>
                       <m:t>E</m:t>
@@ -2565,6 +2582,7 @@
                     </m:r>
                     <m:r>
                       <m:rPr>
+                        <m:scr m:val="double-struck"/>
                         <m:sty m:val="p"/>
                       </m:rPr>
                       <m:t>E</m:t>
@@ -2648,6 +2666,7 @@
                     </m:r>
                     <m:r>
                       <m:rPr>
+                        <m:scr m:val="double-struck"/>
                         <m:sty m:val="p"/>
                       </m:rPr>
                       <m:t>E</m:t>
@@ -2739,6 +2758,7 @@
                     </m:r>
                     <m:r>
                       <m:rPr>
+                        <m:scr m:val="double-struck"/>
                         <m:sty m:val="p"/>
                       </m:rPr>
                       <m:t>E</m:t>
@@ -2788,6 +2808,7 @@
                     </m:r>
                     <m:r>
                       <m:rPr>
+                        <m:scr m:val="double-struck"/>
                         <m:sty m:val="p"/>
                       </m:rPr>
                       <m:t>E</m:t>
@@ -3002,6 +3023,7 @@
       <m:oMath>
         <m:r>
           <m:rPr>
+            <m:scr m:val="double-struck"/>
             <m:sty m:val="p"/>
           </m:rPr>
           <m:t>E</m:t>
@@ -3108,6 +3130,7 @@
         <m:oMath>
           <m:r>
             <m:rPr>
+              <m:scr m:val="double-struck"/>
               <m:sty m:val="p"/>
             </m:rPr>
             <m:t>E</m:t>
@@ -3202,67 +3225,68 @@
             <m:e>
               <m:r>
                 <m:rPr>
+                  <m:scr m:val="double-struck"/>
                   <m:sty m:val="p"/>
                 </m:rPr>
                 <m:t>E</m:t>
               </m:r>
+              <m:r>
+                <m:t>​</m:t>
+              </m:r>
+              <m:d>
+                <m:dPr>
+                  <m:begChr m:val="["/>
+                  <m:sepChr m:val=""/>
+                  <m:endChr m:val="]"/>
+                  <m:grow/>
+                </m:dPr>
+                <m:e>
+                  <m:r>
+                    <m:t>Y</m:t>
+                  </m:r>
+                  <m:r>
+                    <m:rPr>
+                      <m:sty m:val="p"/>
+                    </m:rPr>
+                    <m:t>∣</m:t>
+                  </m:r>
+                  <m:r>
+                    <m:t>A</m:t>
+                  </m:r>
+                  <m:r>
+                    <m:rPr>
+                      <m:sty m:val="p"/>
+                    </m:rPr>
+                    <m:t>=</m:t>
+                  </m:r>
+                  <m:r>
+                    <m:t>1</m:t>
+                  </m:r>
+                  <m:r>
+                    <m:rPr>
+                      <m:sty m:val="p"/>
+                    </m:rPr>
+                    <m:t>,</m:t>
+                  </m:r>
+                  <m:r>
+                    <m:t>M</m:t>
+                  </m:r>
+                  <m:r>
+                    <m:rPr>
+                      <m:sty m:val="p"/>
+                    </m:rPr>
+                    <m:t>=</m:t>
+                  </m:r>
+                  <m:r>
+                    <m:t>m</m:t>
+                  </m:r>
+                </m:e>
+              </m:d>
+              <m:r>
+                <m:t>​</m:t>
+              </m:r>
             </m:e>
           </m:nary>
-          <m:r>
-            <m:t>​</m:t>
-          </m:r>
-          <m:d>
-            <m:dPr>
-              <m:begChr m:val="["/>
-              <m:sepChr m:val=""/>
-              <m:endChr m:val="]"/>
-              <m:grow/>
-            </m:dPr>
-            <m:e>
-              <m:r>
-                <m:t>Y</m:t>
-              </m:r>
-              <m:r>
-                <m:rPr>
-                  <m:sty m:val="p"/>
-                </m:rPr>
-                <m:t>∣</m:t>
-              </m:r>
-              <m:r>
-                <m:t>A</m:t>
-              </m:r>
-              <m:r>
-                <m:rPr>
-                  <m:sty m:val="p"/>
-                </m:rPr>
-                <m:t>=</m:t>
-              </m:r>
-              <m:r>
-                <m:t>1</m:t>
-              </m:r>
-              <m:r>
-                <m:rPr>
-                  <m:sty m:val="p"/>
-                </m:rPr>
-                <m:t>,</m:t>
-              </m:r>
-              <m:r>
-                <m:t>M</m:t>
-              </m:r>
-              <m:r>
-                <m:rPr>
-                  <m:sty m:val="p"/>
-                </m:rPr>
-                <m:t>=</m:t>
-              </m:r>
-              <m:r>
-                <m:t>m</m:t>
-              </m:r>
-            </m:e>
-          </m:d>
-          <m:r>
-            <m:t>​</m:t>
-          </m:r>
           <m:r>
             <m:rPr>
               <m:sty m:val="p"/>
@@ -3498,6 +3522,7 @@
               <m:oMath>
                 <m:r>
                   <m:rPr>
+                    <m:scr m:val="double-struck"/>
                     <m:sty m:val="p"/>
                   </m:rPr>
                   <m:t>E</m:t>
@@ -3592,67 +3617,68 @@
                   <m:e>
                     <m:r>
                       <m:rPr>
+                        <m:scr m:val="double-struck"/>
                         <m:sty m:val="p"/>
                       </m:rPr>
                       <m:t>E</m:t>
                     </m:r>
+                    <m:r>
+                      <m:t>​</m:t>
+                    </m:r>
+                    <m:d>
+                      <m:dPr>
+                        <m:begChr m:val="["/>
+                        <m:sepChr m:val=""/>
+                        <m:endChr m:val="]"/>
+                        <m:grow/>
+                      </m:dPr>
+                      <m:e>
+                        <m:r>
+                          <m:t>Y</m:t>
+                        </m:r>
+                        <m:r>
+                          <m:rPr>
+                            <m:sty m:val="p"/>
+                          </m:rPr>
+                          <m:t>∣</m:t>
+                        </m:r>
+                        <m:r>
+                          <m:t>A</m:t>
+                        </m:r>
+                        <m:r>
+                          <m:rPr>
+                            <m:sty m:val="p"/>
+                          </m:rPr>
+                          <m:t>=</m:t>
+                        </m:r>
+                        <m:r>
+                          <m:t>1</m:t>
+                        </m:r>
+                        <m:r>
+                          <m:rPr>
+                            <m:sty m:val="p"/>
+                          </m:rPr>
+                          <m:t>,</m:t>
+                        </m:r>
+                        <m:r>
+                          <m:t>M</m:t>
+                        </m:r>
+                        <m:r>
+                          <m:rPr>
+                            <m:sty m:val="p"/>
+                          </m:rPr>
+                          <m:t>=</m:t>
+                        </m:r>
+                        <m:r>
+                          <m:t>m</m:t>
+                        </m:r>
+                      </m:e>
+                    </m:d>
+                    <m:r>
+                      <m:t>​</m:t>
+                    </m:r>
                   </m:e>
                 </m:nary>
-                <m:r>
-                  <m:t>​</m:t>
-                </m:r>
-                <m:d>
-                  <m:dPr>
-                    <m:begChr m:val="["/>
-                    <m:sepChr m:val=""/>
-                    <m:endChr m:val="]"/>
-                    <m:grow/>
-                  </m:dPr>
-                  <m:e>
-                    <m:r>
-                      <m:t>Y</m:t>
-                    </m:r>
-                    <m:r>
-                      <m:rPr>
-                        <m:sty m:val="p"/>
-                      </m:rPr>
-                      <m:t>∣</m:t>
-                    </m:r>
-                    <m:r>
-                      <m:t>A</m:t>
-                    </m:r>
-                    <m:r>
-                      <m:rPr>
-                        <m:sty m:val="p"/>
-                      </m:rPr>
-                      <m:t>=</m:t>
-                    </m:r>
-                    <m:r>
-                      <m:t>1</m:t>
-                    </m:r>
-                    <m:r>
-                      <m:rPr>
-                        <m:sty m:val="p"/>
-                      </m:rPr>
-                      <m:t>,</m:t>
-                    </m:r>
-                    <m:r>
-                      <m:t>M</m:t>
-                    </m:r>
-                    <m:r>
-                      <m:rPr>
-                        <m:sty m:val="p"/>
-                      </m:rPr>
-                      <m:t>=</m:t>
-                    </m:r>
-                    <m:r>
-                      <m:t>m</m:t>
-                    </m:r>
-                  </m:e>
-                </m:d>
-                <m:r>
-                  <m:t>​</m:t>
-                </m:r>
                 <m:r>
                   <m:rPr>
                     <m:sty m:val="p"/>
@@ -3802,6 +3828,7 @@
                   <m:e>
                     <m:r>
                       <m:rPr>
+                        <m:scr m:val="double-struck"/>
                         <m:sty m:val="p"/>
                       </m:rPr>
                       <m:t>E</m:t>
@@ -3899,47 +3926,75 @@
                       <m:e>
                         <m:r>
                           <m:rPr>
+                            <m:scr m:val="double-struck"/>
                             <m:sty m:val="p"/>
                           </m:rPr>
                           <m:t>E</m:t>
                         </m:r>
-                      </m:e>
-                    </m:nary>
-                    <m:r>
-                      <m:t>​</m:t>
-                    </m:r>
-                    <m:d>
-                      <m:dPr>
-                        <m:begChr m:val="["/>
-                        <m:sepChr m:val=""/>
-                        <m:endChr m:val="]"/>
-                        <m:grow/>
-                      </m:dPr>
-                      <m:e>
-                        <m:sSup>
+                        <m:r>
+                          <m:t>​</m:t>
+                        </m:r>
+                        <m:d>
+                          <m:dPr>
+                            <m:begChr m:val="["/>
+                            <m:sepChr m:val=""/>
+                            <m:endChr m:val="]"/>
+                            <m:grow/>
+                          </m:dPr>
                           <m:e>
-                            <m:r>
-                              <m:t>Y</m:t>
-                            </m:r>
-                          </m:e>
-                          <m:sup>
-                            <m:r>
-                              <m:t>a</m:t>
-                            </m:r>
+                            <m:sSup>
+                              <m:e>
+                                <m:r>
+                                  <m:t>Y</m:t>
+                                </m:r>
+                              </m:e>
+                              <m:sup>
+                                <m:r>
+                                  <m:t>a</m:t>
+                                </m:r>
+                                <m:r>
+                                  <m:rPr>
+                                    <m:sty m:val="p"/>
+                                  </m:rPr>
+                                  <m:t>=</m:t>
+                                </m:r>
+                                <m:r>
+                                  <m:t>1</m:t>
+                                </m:r>
+                                <m:r>
+                                  <m:rPr>
+                                    <m:sty m:val="p"/>
+                                  </m:rPr>
+                                  <m:t>,</m:t>
+                                </m:r>
+                                <m:sSup>
+                                  <m:e>
+                                    <m:r>
+                                      <m:t>M</m:t>
+                                    </m:r>
+                                  </m:e>
+                                  <m:sup>
+                                    <m:r>
+                                      <m:t>a</m:t>
+                                    </m:r>
+                                    <m:r>
+                                      <m:rPr>
+                                        <m:sty m:val="p"/>
+                                      </m:rPr>
+                                      <m:t>=</m:t>
+                                    </m:r>
+                                    <m:r>
+                                      <m:t>0</m:t>
+                                    </m:r>
+                                  </m:sup>
+                                </m:sSup>
+                              </m:sup>
+                            </m:sSup>
                             <m:r>
                               <m:rPr>
                                 <m:sty m:val="p"/>
                               </m:rPr>
-                              <m:t>=</m:t>
-                            </m:r>
-                            <m:r>
-                              <m:t>1</m:t>
-                            </m:r>
-                            <m:r>
-                              <m:rPr>
-                                <m:sty m:val="p"/>
-                              </m:rPr>
-                              <m:t>,</m:t>
+                              <m:t>∣</m:t>
                             </m:r>
                             <m:sSup>
                               <m:e>
@@ -3962,24 +4017,6 @@
                                 </m:r>
                               </m:sup>
                             </m:sSup>
-                          </m:sup>
-                        </m:sSup>
-                        <m:r>
-                          <m:rPr>
-                            <m:sty m:val="p"/>
-                          </m:rPr>
-                          <m:t>∣</m:t>
-                        </m:r>
-                        <m:sSup>
-                          <m:e>
-                            <m:r>
-                              <m:t>M</m:t>
-                            </m:r>
-                          </m:e>
-                          <m:sup>
-                            <m:r>
-                              <m:t>a</m:t>
-                            </m:r>
                             <m:r>
                               <m:rPr>
                                 <m:sty m:val="p"/>
@@ -3987,24 +4024,15 @@
                               <m:t>=</m:t>
                             </m:r>
                             <m:r>
-                              <m:t>0</m:t>
+                              <m:t>m</m:t>
                             </m:r>
-                          </m:sup>
-                        </m:sSup>
-                        <m:r>
-                          <m:rPr>
-                            <m:sty m:val="p"/>
-                          </m:rPr>
-                          <m:t>=</m:t>
-                        </m:r>
-                        <m:r>
-                          <m:t>m</m:t>
+                          </m:e>
+                        </m:d>
+                        <m:r>
+                          <m:t>​</m:t>
                         </m:r>
                       </m:e>
-                    </m:d>
-                    <m:r>
-                      <m:t>​</m:t>
-                    </m:r>
+                    </m:nary>
                     <m:r>
                       <m:rPr>
                         <m:sty m:val="p"/>
@@ -4097,33 +4125,79 @@
                       <m:e>
                         <m:r>
                           <m:rPr>
+                            <m:scr m:val="double-struck"/>
                             <m:sty m:val="p"/>
                           </m:rPr>
                           <m:t>E</m:t>
                         </m:r>
-                      </m:e>
-                    </m:nary>
-                    <m:r>
-                      <m:t>​</m:t>
-                    </m:r>
-                    <m:d>
-                      <m:dPr>
-                        <m:begChr m:val="["/>
-                        <m:sepChr m:val=""/>
-                        <m:endChr m:val="]"/>
-                        <m:grow/>
-                      </m:dPr>
-                      <m:e>
-                        <m:sSup>
+                        <m:r>
+                          <m:t>​</m:t>
+                        </m:r>
+                        <m:d>
+                          <m:dPr>
+                            <m:begChr m:val="["/>
+                            <m:sepChr m:val=""/>
+                            <m:endChr m:val="]"/>
+                            <m:grow/>
+                          </m:dPr>
                           <m:e>
+                            <m:sSup>
+                              <m:e>
+                                <m:r>
+                                  <m:t>Y</m:t>
+                                </m:r>
+                              </m:e>
+                              <m:sup>
+                                <m:r>
+                                  <m:t>a</m:t>
+                                </m:r>
+                                <m:r>
+                                  <m:rPr>
+                                    <m:sty m:val="p"/>
+                                  </m:rPr>
+                                  <m:t>=</m:t>
+                                </m:r>
+                                <m:r>
+                                  <m:t>1</m:t>
+                                </m:r>
+                                <m:r>
+                                  <m:rPr>
+                                    <m:sty m:val="p"/>
+                                  </m:rPr>
+                                  <m:t>,</m:t>
+                                </m:r>
+                                <m:r>
+                                  <m:t>m</m:t>
+                                </m:r>
+                              </m:sup>
+                            </m:sSup>
                             <m:r>
-                              <m:t>Y</m:t>
+                              <m:rPr>
+                                <m:sty m:val="p"/>
+                              </m:rPr>
+                              <m:t>∣</m:t>
                             </m:r>
-                          </m:e>
-                          <m:sup>
-                            <m:r>
-                              <m:t>a</m:t>
-                            </m:r>
+                            <m:sSup>
+                              <m:e>
+                                <m:r>
+                                  <m:t>M</m:t>
+                                </m:r>
+                              </m:e>
+                              <m:sup>
+                                <m:r>
+                                  <m:t>a</m:t>
+                                </m:r>
+                                <m:r>
+                                  <m:rPr>
+                                    <m:sty m:val="p"/>
+                                  </m:rPr>
+                                  <m:t>=</m:t>
+                                </m:r>
+                                <m:r>
+                                  <m:t>0</m:t>
+                                </m:r>
+                              </m:sup>
+                            </m:sSup>
                             <m:r>
                               <m:rPr>
                                 <m:sty m:val="p"/>
@@ -4131,60 +4205,15 @@
                               <m:t>=</m:t>
                             </m:r>
                             <m:r>
-                              <m:t>1</m:t>
-                            </m:r>
-                            <m:r>
-                              <m:rPr>
-                                <m:sty m:val="p"/>
-                              </m:rPr>
-                              <m:t>,</m:t>
-                            </m:r>
-                            <m:r>
                               <m:t>m</m:t>
                             </m:r>
-                          </m:sup>
-                        </m:sSup>
-                        <m:r>
-                          <m:rPr>
-                            <m:sty m:val="p"/>
-                          </m:rPr>
-                          <m:t>∣</m:t>
-                        </m:r>
-                        <m:sSup>
-                          <m:e>
-                            <m:r>
-                              <m:t>M</m:t>
-                            </m:r>
                           </m:e>
-                          <m:sup>
-                            <m:r>
-                              <m:t>a</m:t>
-                            </m:r>
-                            <m:r>
-                              <m:rPr>
-                                <m:sty m:val="p"/>
-                              </m:rPr>
-                              <m:t>=</m:t>
-                            </m:r>
-                            <m:r>
-                              <m:t>0</m:t>
-                            </m:r>
-                          </m:sup>
-                        </m:sSup>
-                        <m:r>
-                          <m:rPr>
-                            <m:sty m:val="p"/>
-                          </m:rPr>
-                          <m:t>=</m:t>
-                        </m:r>
-                        <m:r>
-                          <m:t>m</m:t>
+                        </m:d>
+                        <m:r>
+                          <m:t>​</m:t>
                         </m:r>
                       </m:e>
-                    </m:d>
-                    <m:r>
-                      <m:t>​</m:t>
-                    </m:r>
+                    </m:nary>
                     <m:r>
                       <m:rPr>
                         <m:sty m:val="p"/>
@@ -4419,32 +4448,284 @@
                       <m:e>
                         <m:r>
                           <m:rPr>
+                            <m:scr m:val="double-struck"/>
                             <m:sty m:val="p"/>
                           </m:rPr>
                           <m:t>E</m:t>
                         </m:r>
+                        <m:r>
+                          <m:t>​</m:t>
+                        </m:r>
+                        <m:d>
+                          <m:dPr>
+                            <m:begChr m:val="["/>
+                            <m:sepChr m:val=""/>
+                            <m:endChr m:val="]"/>
+                            <m:grow/>
+                          </m:dPr>
+                          <m:e>
+                            <m:sSup>
+                              <m:e>
+                                <m:r>
+                                  <m:t>Y</m:t>
+                                </m:r>
+                              </m:e>
+                              <m:sup>
+                                <m:r>
+                                  <m:t>a</m:t>
+                                </m:r>
+                                <m:r>
+                                  <m:rPr>
+                                    <m:sty m:val="p"/>
+                                  </m:rPr>
+                                  <m:t>=</m:t>
+                                </m:r>
+                                <m:r>
+                                  <m:t>1</m:t>
+                                </m:r>
+                                <m:r>
+                                  <m:rPr>
+                                    <m:sty m:val="p"/>
+                                  </m:rPr>
+                                  <m:t>,</m:t>
+                                </m:r>
+                                <m:r>
+                                  <m:t>m</m:t>
+                                </m:r>
+                              </m:sup>
+                            </m:sSup>
+                          </m:e>
+                        </m:d>
+                        <m:r>
+                          <m:t>​</m:t>
+                        </m:r>
                       </m:e>
                     </m:nary>
                     <m:r>
+                      <m:rPr>
+                        <m:sty m:val="p"/>
+                      </m:rPr>
+                      <m:t>Pr</m:t>
+                    </m:r>
+                    <m:r>
+                      <m:rPr>
+                        <m:sty m:val="p"/>
+                      </m:rPr>
+                      <m:t>[</m:t>
+                    </m:r>
+                    <m:sSup>
+                      <m:e>
+                        <m:r>
+                          <m:t>M</m:t>
+                        </m:r>
+                      </m:e>
+                      <m:sup>
+                        <m:r>
+                          <m:t>a</m:t>
+                        </m:r>
+                        <m:r>
+                          <m:rPr>
+                            <m:sty m:val="p"/>
+                          </m:rPr>
+                          <m:t>=</m:t>
+                        </m:r>
+                        <m:r>
+                          <m:t>0</m:t>
+                        </m:r>
+                      </m:sup>
+                    </m:sSup>
+                    <m:r>
+                      <m:rPr>
+                        <m:sty m:val="p"/>
+                      </m:rPr>
+                      <m:t>=</m:t>
+                    </m:r>
+                    <m:r>
+                      <m:t>m</m:t>
+                    </m:r>
+                    <m:r>
+                      <m:rPr>
+                        <m:sty m:val="p"/>
+                      </m:rPr>
+                      <m:t>]</m:t>
+                    </m:r>
+                    <m:r>
+                      <m:t>&amp;</m:t>
+                    </m:r>
+                    <m:r>
+                      <m:t>&amp;</m:t>
+                    </m:r>
+                    <m:r>
+                      <m:rPr>
+                        <m:nor/>
+                        <m:sty m:val="p"/>
+                      </m:rPr>
+                      <m:t>(cross-world independence </m:t>
+                    </m:r>
+                    <m:sSup>
+                      <m:e>
+                        <m:r>
+                          <m:t>Y</m:t>
+                        </m:r>
+                      </m:e>
+                      <m:sup>
+                        <m:r>
+                          <m:t>a</m:t>
+                        </m:r>
+                        <m:r>
+                          <m:rPr>
+                            <m:sty m:val="p"/>
+                          </m:rPr>
+                          <m:t>=</m:t>
+                        </m:r>
+                        <m:r>
+                          <m:t>1</m:t>
+                        </m:r>
+                        <m:r>
+                          <m:rPr>
+                            <m:sty m:val="p"/>
+                          </m:rPr>
+                          <m:t>,</m:t>
+                        </m:r>
+                        <m:r>
+                          <m:t>m</m:t>
+                        </m:r>
+                      </m:sup>
+                    </m:sSup>
+                    <m:r>
+                      <m:rPr>
+                        <m:sty m:val="p"/>
+                      </m:rPr>
+                      <m:t>⟂</m:t>
+                    </m:r>
+                    <m:r>
                       <m:t>​</m:t>
                     </m:r>
-                    <m:d>
-                      <m:dPr>
-                        <m:begChr m:val="["/>
-                        <m:sepChr m:val=""/>
-                        <m:endChr m:val="]"/>
-                        <m:grow/>
-                      </m:dPr>
+                    <m:r>
+                      <m:t>​</m:t>
+                    </m:r>
+                    <m:r>
+                      <m:t>​</m:t>
+                    </m:r>
+                    <m:r>
+                      <m:rPr>
+                        <m:sty m:val="p"/>
+                      </m:rPr>
+                      <m:t>⟂</m:t>
+                    </m:r>
+                    <m:sSup>
                       <m:e>
-                        <m:sSup>
+                        <m:r>
+                          <m:t>M</m:t>
+                        </m:r>
+                      </m:e>
+                      <m:sup>
+                        <m:r>
+                          <m:t>a</m:t>
+                        </m:r>
+                        <m:r>
+                          <m:rPr>
+                            <m:sty m:val="p"/>
+                          </m:rPr>
+                          <m:t>=</m:t>
+                        </m:r>
+                        <m:r>
+                          <m:t>0</m:t>
+                        </m:r>
+                      </m:sup>
+                    </m:sSup>
+                    <m:r>
+                      <m:rPr>
+                        <m:nor/>
+                        <m:sty m:val="p"/>
+                      </m:rPr>
+                      <m:t>)</m:t>
+                    </m:r>
+                  </m:e>
+                  <m:e>
+                    <m:r>
+                      <m:t>&amp;</m:t>
+                    </m:r>
+                    <m:r>
+                      <m:rPr>
+                        <m:sty m:val="p"/>
+                      </m:rPr>
+                      <m:t>=</m:t>
+                    </m:r>
+                    <m:nary>
+                      <m:naryPr>
+                        <m:chr m:val="∑"/>
+                        <m:limLoc m:val="undOvr"/>
+                        <m:subHide m:val="off"/>
+                        <m:supHide m:val="on"/>
+                      </m:naryPr>
+                      <m:sub>
+                        <m:r>
+                          <m:t>m</m:t>
+                        </m:r>
+                      </m:sub>
+                      <m:sup>
+                        <m:r>
+                          <m:t>​</m:t>
+                        </m:r>
+                      </m:sup>
+                      <m:e>
+                        <m:r>
+                          <m:rPr>
+                            <m:scr m:val="double-struck"/>
+                            <m:sty m:val="p"/>
+                          </m:rPr>
+                          <m:t>E</m:t>
+                        </m:r>
+                        <m:r>
+                          <m:t>​</m:t>
+                        </m:r>
+                        <m:d>
+                          <m:dPr>
+                            <m:begChr m:val="["/>
+                            <m:sepChr m:val=""/>
+                            <m:endChr m:val="]"/>
+                            <m:grow/>
+                          </m:dPr>
                           <m:e>
+                            <m:sSup>
+                              <m:e>
+                                <m:r>
+                                  <m:t>Y</m:t>
+                                </m:r>
+                              </m:e>
+                              <m:sup>
+                                <m:r>
+                                  <m:t>a</m:t>
+                                </m:r>
+                                <m:r>
+                                  <m:rPr>
+                                    <m:sty m:val="p"/>
+                                  </m:rPr>
+                                  <m:t>=</m:t>
+                                </m:r>
+                                <m:r>
+                                  <m:t>1</m:t>
+                                </m:r>
+                                <m:r>
+                                  <m:rPr>
+                                    <m:sty m:val="p"/>
+                                  </m:rPr>
+                                  <m:t>,</m:t>
+                                </m:r>
+                                <m:r>
+                                  <m:t>m</m:t>
+                                </m:r>
+                              </m:sup>
+                            </m:sSup>
                             <m:r>
-                              <m:t>Y</m:t>
+                              <m:rPr>
+                                <m:sty m:val="p"/>
+                              </m:rPr>
+                              <m:t>∣</m:t>
                             </m:r>
-                          </m:e>
-                          <m:sup>
                             <m:r>
-                              <m:t>a</m:t>
+                              <m:t>A</m:t>
                             </m:r>
                             <m:r>
                               <m:rPr>
@@ -4462,15 +4743,24 @@
                               <m:t>,</m:t>
                             </m:r>
                             <m:r>
+                              <m:t>M</m:t>
+                            </m:r>
+                            <m:r>
+                              <m:rPr>
+                                <m:sty m:val="p"/>
+                              </m:rPr>
+                              <m:t>=</m:t>
+                            </m:r>
+                            <m:r>
                               <m:t>m</m:t>
                             </m:r>
-                          </m:sup>
-                        </m:sSup>
+                          </m:e>
+                        </m:d>
+                        <m:r>
+                          <m:t>​</m:t>
+                        </m:r>
                       </m:e>
-                    </m:d>
-                    <m:r>
-                      <m:t>​</m:t>
-                    </m:r>
+                    </m:nary>
                     <m:r>
                       <m:rPr>
                         <m:sty m:val="p"/>
@@ -4517,6 +4807,24 @@
                       <m:rPr>
                         <m:sty m:val="p"/>
                       </m:rPr>
+                      <m:t>∣</m:t>
+                    </m:r>
+                    <m:r>
+                      <m:t>A</m:t>
+                    </m:r>
+                    <m:r>
+                      <m:rPr>
+                        <m:sty m:val="p"/>
+                      </m:rPr>
+                      <m:t>=</m:t>
+                    </m:r>
+                    <m:r>
+                      <m:t>0</m:t>
+                    </m:r>
+                    <m:r>
+                      <m:rPr>
+                        <m:sty m:val="p"/>
+                      </m:rPr>
                       <m:t>]</m:t>
                     </m:r>
                     <m:r>
@@ -4530,80 +4838,21 @@
                         <m:nor/>
                         <m:sty m:val="p"/>
                       </m:rPr>
-                      <m:t>(cross-world independence </m:t>
-                    </m:r>
-                    <m:sSup>
-                      <m:e>
-                        <m:r>
-                          <m:t>Y</m:t>
-                        </m:r>
-                      </m:e>
-                      <m:sup>
-                        <m:r>
-                          <m:t>a</m:t>
-                        </m:r>
-                        <m:r>
-                          <m:rPr>
-                            <m:sty m:val="p"/>
-                          </m:rPr>
-                          <m:t>=</m:t>
-                        </m:r>
-                        <m:r>
-                          <m:t>1</m:t>
-                        </m:r>
-                        <m:r>
-                          <m:rPr>
-                            <m:sty m:val="p"/>
-                          </m:rPr>
-                          <m:t>,</m:t>
-                        </m:r>
-                        <m:r>
-                          <m:t>m</m:t>
-                        </m:r>
-                      </m:sup>
-                    </m:sSup>
+                      <m:t>(exchangeability for </m:t>
+                    </m:r>
+                    <m:r>
+                      <m:t>A</m:t>
+                    </m:r>
                     <m:r>
                       <m:rPr>
+                        <m:nor/>
                         <m:sty m:val="p"/>
                       </m:rPr>
-                      <m:t>⟂</m:t>
-                    </m:r>
-                    <m:r>
-                      <m:t>​</m:t>
-                    </m:r>
-                    <m:r>
-                      <m:t>​</m:t>
-                    </m:r>
-                    <m:r>
-                      <m:t>​</m:t>
-                    </m:r>
-                    <m:r>
-                      <m:rPr>
-                        <m:sty m:val="p"/>
-                      </m:rPr>
-                      <m:t>⟂</m:t>
-                    </m:r>
-                    <m:sSup>
-                      <m:e>
-                        <m:r>
-                          <m:t>M</m:t>
-                        </m:r>
-                      </m:e>
-                      <m:sup>
-                        <m:r>
-                          <m:t>a</m:t>
-                        </m:r>
-                        <m:r>
-                          <m:rPr>
-                            <m:sty m:val="p"/>
-                          </m:rPr>
-                          <m:t>=</m:t>
-                        </m:r>
-                        <m:r>
-                          <m:t>0</m:t>
-                        </m:r>
-                      </m:sup>
-                    </m:sSup>
+                      <m:t> and for </m:t>
+                    </m:r>
+                    <m:r>
+                      <m:t>M</m:t>
+                    </m:r>
                     <m:r>
                       <m:rPr>
                         <m:nor/>
@@ -4642,32 +4891,33 @@
                       <m:e>
                         <m:r>
                           <m:rPr>
+                            <m:scr m:val="double-struck"/>
                             <m:sty m:val="p"/>
                           </m:rPr>
                           <m:t>E</m:t>
                         </m:r>
-                      </m:e>
-                    </m:nary>
-                    <m:r>
-                      <m:t>​</m:t>
-                    </m:r>
-                    <m:d>
-                      <m:dPr>
-                        <m:begChr m:val="["/>
-                        <m:sepChr m:val=""/>
-                        <m:endChr m:val="]"/>
-                        <m:grow/>
-                      </m:dPr>
-                      <m:e>
-                        <m:sSup>
+                        <m:r>
+                          <m:t>​</m:t>
+                        </m:r>
+                        <m:d>
+                          <m:dPr>
+                            <m:begChr m:val="["/>
+                            <m:sepChr m:val=""/>
+                            <m:endChr m:val="]"/>
+                            <m:grow/>
+                          </m:dPr>
                           <m:e>
                             <m:r>
                               <m:t>Y</m:t>
                             </m:r>
-                          </m:e>
-                          <m:sup>
                             <m:r>
-                              <m:t>a</m:t>
+                              <m:rPr>
+                                <m:sty m:val="p"/>
+                              </m:rPr>
+                              <m:t>∣</m:t>
+                            </m:r>
+                            <m:r>
+                              <m:t>A</m:t>
                             </m:r>
                             <m:r>
                               <m:rPr>
@@ -4685,242 +4935,24 @@
                               <m:t>,</m:t>
                             </m:r>
                             <m:r>
+                              <m:t>M</m:t>
+                            </m:r>
+                            <m:r>
+                              <m:rPr>
+                                <m:sty m:val="p"/>
+                              </m:rPr>
+                              <m:t>=</m:t>
+                            </m:r>
+                            <m:r>
                               <m:t>m</m:t>
                             </m:r>
-                          </m:sup>
-                        </m:sSup>
-                        <m:r>
-                          <m:rPr>
-                            <m:sty m:val="p"/>
-                          </m:rPr>
-                          <m:t>∣</m:t>
-                        </m:r>
-                        <m:r>
-                          <m:t>A</m:t>
-                        </m:r>
-                        <m:r>
-                          <m:rPr>
-                            <m:sty m:val="p"/>
-                          </m:rPr>
-                          <m:t>=</m:t>
-                        </m:r>
-                        <m:r>
-                          <m:t>1</m:t>
-                        </m:r>
-                        <m:r>
-                          <m:rPr>
-                            <m:sty m:val="p"/>
-                          </m:rPr>
-                          <m:t>,</m:t>
-                        </m:r>
-                        <m:r>
-                          <m:t>M</m:t>
-                        </m:r>
-                        <m:r>
-                          <m:rPr>
-                            <m:sty m:val="p"/>
-                          </m:rPr>
-                          <m:t>=</m:t>
-                        </m:r>
-                        <m:r>
-                          <m:t>m</m:t>
-                        </m:r>
-                      </m:e>
-                    </m:d>
-                    <m:r>
-                      <m:t>​</m:t>
-                    </m:r>
-                    <m:r>
-                      <m:rPr>
-                        <m:sty m:val="p"/>
-                      </m:rPr>
-                      <m:t>Pr</m:t>
-                    </m:r>
-                    <m:r>
-                      <m:rPr>
-                        <m:sty m:val="p"/>
-                      </m:rPr>
-                      <m:t>[</m:t>
-                    </m:r>
-                    <m:sSup>
-                      <m:e>
-                        <m:r>
-                          <m:t>M</m:t>
-                        </m:r>
-                      </m:e>
-                      <m:sup>
-                        <m:r>
-                          <m:t>a</m:t>
-                        </m:r>
-                        <m:r>
-                          <m:rPr>
-                            <m:sty m:val="p"/>
-                          </m:rPr>
-                          <m:t>=</m:t>
-                        </m:r>
-                        <m:r>
-                          <m:t>0</m:t>
-                        </m:r>
-                      </m:sup>
-                    </m:sSup>
-                    <m:r>
-                      <m:rPr>
-                        <m:sty m:val="p"/>
-                      </m:rPr>
-                      <m:t>=</m:t>
-                    </m:r>
-                    <m:r>
-                      <m:t>m</m:t>
-                    </m:r>
-                    <m:r>
-                      <m:rPr>
-                        <m:sty m:val="p"/>
-                      </m:rPr>
-                      <m:t>∣</m:t>
-                    </m:r>
-                    <m:r>
-                      <m:t>A</m:t>
-                    </m:r>
-                    <m:r>
-                      <m:rPr>
-                        <m:sty m:val="p"/>
-                      </m:rPr>
-                      <m:t>=</m:t>
-                    </m:r>
-                    <m:r>
-                      <m:t>0</m:t>
-                    </m:r>
-                    <m:r>
-                      <m:rPr>
-                        <m:sty m:val="p"/>
-                      </m:rPr>
-                      <m:t>]</m:t>
-                    </m:r>
-                    <m:r>
-                      <m:t>&amp;</m:t>
-                    </m:r>
-                    <m:r>
-                      <m:t>&amp;</m:t>
-                    </m:r>
-                    <m:r>
-                      <m:rPr>
-                        <m:nor/>
-                        <m:sty m:val="p"/>
-                      </m:rPr>
-                      <m:t>(exchangeability for </m:t>
-                    </m:r>
-                    <m:r>
-                      <m:t>A</m:t>
-                    </m:r>
-                    <m:r>
-                      <m:rPr>
-                        <m:nor/>
-                        <m:sty m:val="p"/>
-                      </m:rPr>
-                      <m:t> and for </m:t>
-                    </m:r>
-                    <m:r>
-                      <m:t>M</m:t>
-                    </m:r>
-                    <m:r>
-                      <m:rPr>
-                        <m:nor/>
-                        <m:sty m:val="p"/>
-                      </m:rPr>
-                      <m:t>)</m:t>
-                    </m:r>
-                  </m:e>
-                  <m:e>
-                    <m:r>
-                      <m:t>&amp;</m:t>
-                    </m:r>
-                    <m:r>
-                      <m:rPr>
-                        <m:sty m:val="p"/>
-                      </m:rPr>
-                      <m:t>=</m:t>
-                    </m:r>
-                    <m:nary>
-                      <m:naryPr>
-                        <m:chr m:val="∑"/>
-                        <m:limLoc m:val="undOvr"/>
-                        <m:subHide m:val="off"/>
-                        <m:supHide m:val="on"/>
-                      </m:naryPr>
-                      <m:sub>
-                        <m:r>
-                          <m:t>m</m:t>
-                        </m:r>
-                      </m:sub>
-                      <m:sup>
+                          </m:e>
+                        </m:d>
                         <m:r>
                           <m:t>​</m:t>
-                        </m:r>
-                      </m:sup>
-                      <m:e>
-                        <m:r>
-                          <m:rPr>
-                            <m:sty m:val="p"/>
-                          </m:rPr>
-                          <m:t>E</m:t>
                         </m:r>
                       </m:e>
                     </m:nary>
-                    <m:r>
-                      <m:t>​</m:t>
-                    </m:r>
-                    <m:d>
-                      <m:dPr>
-                        <m:begChr m:val="["/>
-                        <m:sepChr m:val=""/>
-                        <m:endChr m:val="]"/>
-                        <m:grow/>
-                      </m:dPr>
-                      <m:e>
-                        <m:r>
-                          <m:t>Y</m:t>
-                        </m:r>
-                        <m:r>
-                          <m:rPr>
-                            <m:sty m:val="p"/>
-                          </m:rPr>
-                          <m:t>∣</m:t>
-                        </m:r>
-                        <m:r>
-                          <m:t>A</m:t>
-                        </m:r>
-                        <m:r>
-                          <m:rPr>
-                            <m:sty m:val="p"/>
-                          </m:rPr>
-                          <m:t>=</m:t>
-                        </m:r>
-                        <m:r>
-                          <m:t>1</m:t>
-                        </m:r>
-                        <m:r>
-                          <m:rPr>
-                            <m:sty m:val="p"/>
-                          </m:rPr>
-                          <m:t>,</m:t>
-                        </m:r>
-                        <m:r>
-                          <m:t>M</m:t>
-                        </m:r>
-                        <m:r>
-                          <m:rPr>
-                            <m:sty m:val="p"/>
-                          </m:rPr>
-                          <m:t>=</m:t>
-                        </m:r>
-                        <m:r>
-                          <m:t>m</m:t>
-                        </m:r>
-                      </m:e>
-                    </m:d>
-                    <m:r>
-                      <m:t>​</m:t>
-                    </m:r>
                     <m:r>
                       <m:rPr>
                         <m:sty m:val="p"/>
@@ -5784,6 +5816,7 @@
       <m:oMath>
         <m:r>
           <m:rPr>
+            <m:scr m:val="double-struck"/>
             <m:sty m:val="p"/>
           </m:rPr>
           <m:t>E</m:t>
@@ -6690,6 +6723,7 @@
               <m:oMath>
                 <m:r>
                   <m:rPr>
+                    <m:scr m:val="double-struck"/>
                     <m:sty m:val="p"/>
                   </m:rPr>
                   <m:t>E</m:t>
@@ -6775,67 +6809,68 @@
                   <m:e>
                     <m:r>
                       <m:rPr>
+                        <m:scr m:val="double-struck"/>
                         <m:sty m:val="p"/>
                       </m:rPr>
                       <m:t>E</m:t>
                     </m:r>
+                    <m:r>
+                      <m:t>​</m:t>
+                    </m:r>
+                    <m:d>
+                      <m:dPr>
+                        <m:begChr m:val="["/>
+                        <m:sepChr m:val=""/>
+                        <m:endChr m:val="]"/>
+                        <m:grow/>
+                      </m:dPr>
+                      <m:e>
+                        <m:r>
+                          <m:t>Y</m:t>
+                        </m:r>
+                        <m:r>
+                          <m:rPr>
+                            <m:sty m:val="p"/>
+                          </m:rPr>
+                          <m:t>∣</m:t>
+                        </m:r>
+                        <m:r>
+                          <m:t>A</m:t>
+                        </m:r>
+                        <m:r>
+                          <m:rPr>
+                            <m:sty m:val="p"/>
+                          </m:rPr>
+                          <m:t>=</m:t>
+                        </m:r>
+                        <m:r>
+                          <m:t>1</m:t>
+                        </m:r>
+                        <m:r>
+                          <m:rPr>
+                            <m:sty m:val="p"/>
+                          </m:rPr>
+                          <m:t>,</m:t>
+                        </m:r>
+                        <m:r>
+                          <m:t>M</m:t>
+                        </m:r>
+                        <m:r>
+                          <m:rPr>
+                            <m:sty m:val="p"/>
+                          </m:rPr>
+                          <m:t>=</m:t>
+                        </m:r>
+                        <m:r>
+                          <m:t>m</m:t>
+                        </m:r>
+                      </m:e>
+                    </m:d>
+                    <m:r>
+                      <m:t>​</m:t>
+                    </m:r>
                   </m:e>
                 </m:nary>
-                <m:r>
-                  <m:t>​</m:t>
-                </m:r>
-                <m:d>
-                  <m:dPr>
-                    <m:begChr m:val="["/>
-                    <m:sepChr m:val=""/>
-                    <m:endChr m:val="]"/>
-                    <m:grow/>
-                  </m:dPr>
-                  <m:e>
-                    <m:r>
-                      <m:t>Y</m:t>
-                    </m:r>
-                    <m:r>
-                      <m:rPr>
-                        <m:sty m:val="p"/>
-                      </m:rPr>
-                      <m:t>∣</m:t>
-                    </m:r>
-                    <m:r>
-                      <m:t>A</m:t>
-                    </m:r>
-                    <m:r>
-                      <m:rPr>
-                        <m:sty m:val="p"/>
-                      </m:rPr>
-                      <m:t>=</m:t>
-                    </m:r>
-                    <m:r>
-                      <m:t>1</m:t>
-                    </m:r>
-                    <m:r>
-                      <m:rPr>
-                        <m:sty m:val="p"/>
-                      </m:rPr>
-                      <m:t>,</m:t>
-                    </m:r>
-                    <m:r>
-                      <m:t>M</m:t>
-                    </m:r>
-                    <m:r>
-                      <m:rPr>
-                        <m:sty m:val="p"/>
-                      </m:rPr>
-                      <m:t>=</m:t>
-                    </m:r>
-                    <m:r>
-                      <m:t>m</m:t>
-                    </m:r>
-                  </m:e>
-                </m:d>
-                <m:r>
-                  <m:t>​</m:t>
-                </m:r>
                 <m:r>
                   <m:rPr>
                     <m:sty m:val="p"/>
@@ -7064,6 +7099,7 @@
                   <m:e>
                     <m:r>
                       <m:rPr>
+                        <m:scr m:val="double-struck"/>
                         <m:sty m:val="p"/>
                       </m:rPr>
                       <m:t>E</m:t>
@@ -7152,85 +7188,86 @@
                       <m:e>
                         <m:r>
                           <m:rPr>
+                            <m:scr m:val="double-struck"/>
                             <m:sty m:val="p"/>
                           </m:rPr>
                           <m:t>E</m:t>
                         </m:r>
+                        <m:r>
+                          <m:t>​</m:t>
+                        </m:r>
+                        <m:d>
+                          <m:dPr>
+                            <m:begChr m:val="["/>
+                            <m:sepChr m:val=""/>
+                            <m:endChr m:val="]"/>
+                            <m:grow/>
+                          </m:dPr>
+                          <m:e>
+                            <m:r>
+                              <m:t>Y</m:t>
+                            </m:r>
+                            <m:r>
+                              <m:rPr>
+                                <m:sty m:val="p"/>
+                              </m:rPr>
+                              <m:t>∣</m:t>
+                            </m:r>
+                            <m:r>
+                              <m:t>N</m:t>
+                            </m:r>
+                            <m:r>
+                              <m:rPr>
+                                <m:sty m:val="p"/>
+                              </m:rPr>
+                              <m:t>=</m:t>
+                            </m:r>
+                            <m:r>
+                              <m:t>0</m:t>
+                            </m:r>
+                            <m:r>
+                              <m:rPr>
+                                <m:sty m:val="p"/>
+                              </m:rPr>
+                              <m:t>,</m:t>
+                            </m:r>
+                            <m:r>
+                              <m:t>O</m:t>
+                            </m:r>
+                            <m:r>
+                              <m:rPr>
+                                <m:sty m:val="p"/>
+                              </m:rPr>
+                              <m:t>=</m:t>
+                            </m:r>
+                            <m:r>
+                              <m:t>1</m:t>
+                            </m:r>
+                            <m:r>
+                              <m:rPr>
+                                <m:sty m:val="p"/>
+                              </m:rPr>
+                              <m:t>,</m:t>
+                            </m:r>
+                            <m:r>
+                              <m:t>M</m:t>
+                            </m:r>
+                            <m:r>
+                              <m:rPr>
+                                <m:sty m:val="p"/>
+                              </m:rPr>
+                              <m:t>=</m:t>
+                            </m:r>
+                            <m:r>
+                              <m:t>m</m:t>
+                            </m:r>
+                          </m:e>
+                        </m:d>
+                        <m:r>
+                          <m:t>​</m:t>
+                        </m:r>
                       </m:e>
                     </m:nary>
-                    <m:r>
-                      <m:t>​</m:t>
-                    </m:r>
-                    <m:d>
-                      <m:dPr>
-                        <m:begChr m:val="["/>
-                        <m:sepChr m:val=""/>
-                        <m:endChr m:val="]"/>
-                        <m:grow/>
-                      </m:dPr>
-                      <m:e>
-                        <m:r>
-                          <m:t>Y</m:t>
-                        </m:r>
-                        <m:r>
-                          <m:rPr>
-                            <m:sty m:val="p"/>
-                          </m:rPr>
-                          <m:t>∣</m:t>
-                        </m:r>
-                        <m:r>
-                          <m:t>N</m:t>
-                        </m:r>
-                        <m:r>
-                          <m:rPr>
-                            <m:sty m:val="p"/>
-                          </m:rPr>
-                          <m:t>=</m:t>
-                        </m:r>
-                        <m:r>
-                          <m:t>0</m:t>
-                        </m:r>
-                        <m:r>
-                          <m:rPr>
-                            <m:sty m:val="p"/>
-                          </m:rPr>
-                          <m:t>,</m:t>
-                        </m:r>
-                        <m:r>
-                          <m:t>O</m:t>
-                        </m:r>
-                        <m:r>
-                          <m:rPr>
-                            <m:sty m:val="p"/>
-                          </m:rPr>
-                          <m:t>=</m:t>
-                        </m:r>
-                        <m:r>
-                          <m:t>1</m:t>
-                        </m:r>
-                        <m:r>
-                          <m:rPr>
-                            <m:sty m:val="p"/>
-                          </m:rPr>
-                          <m:t>,</m:t>
-                        </m:r>
-                        <m:r>
-                          <m:t>M</m:t>
-                        </m:r>
-                        <m:r>
-                          <m:rPr>
-                            <m:sty m:val="p"/>
-                          </m:rPr>
-                          <m:t>=</m:t>
-                        </m:r>
-                        <m:r>
-                          <m:t>m</m:t>
-                        </m:r>
-                      </m:e>
-                    </m:d>
-                    <m:r>
-                      <m:t>​</m:t>
-                    </m:r>
                     <m:r>
                       <m:rPr>
                         <m:sty m:val="p"/>
@@ -7341,67 +7378,68 @@
                       <m:e>
                         <m:r>
                           <m:rPr>
+                            <m:scr m:val="double-struck"/>
                             <m:sty m:val="p"/>
                           </m:rPr>
                           <m:t>E</m:t>
                         </m:r>
+                        <m:r>
+                          <m:t>​</m:t>
+                        </m:r>
+                        <m:d>
+                          <m:dPr>
+                            <m:begChr m:val="["/>
+                            <m:sepChr m:val=""/>
+                            <m:endChr m:val="]"/>
+                            <m:grow/>
+                          </m:dPr>
+                          <m:e>
+                            <m:r>
+                              <m:t>Y</m:t>
+                            </m:r>
+                            <m:r>
+                              <m:rPr>
+                                <m:sty m:val="p"/>
+                              </m:rPr>
+                              <m:t>∣</m:t>
+                            </m:r>
+                            <m:r>
+                              <m:t>O</m:t>
+                            </m:r>
+                            <m:r>
+                              <m:rPr>
+                                <m:sty m:val="p"/>
+                              </m:rPr>
+                              <m:t>=</m:t>
+                            </m:r>
+                            <m:r>
+                              <m:t>1</m:t>
+                            </m:r>
+                            <m:r>
+                              <m:rPr>
+                                <m:sty m:val="p"/>
+                              </m:rPr>
+                              <m:t>,</m:t>
+                            </m:r>
+                            <m:r>
+                              <m:t>M</m:t>
+                            </m:r>
+                            <m:r>
+                              <m:rPr>
+                                <m:sty m:val="p"/>
+                              </m:rPr>
+                              <m:t>=</m:t>
+                            </m:r>
+                            <m:r>
+                              <m:t>m</m:t>
+                            </m:r>
+                          </m:e>
+                        </m:d>
+                        <m:r>
+                          <m:t>​</m:t>
+                        </m:r>
                       </m:e>
                     </m:nary>
-                    <m:r>
-                      <m:t>​</m:t>
-                    </m:r>
-                    <m:d>
-                      <m:dPr>
-                        <m:begChr m:val="["/>
-                        <m:sepChr m:val=""/>
-                        <m:endChr m:val="]"/>
-                        <m:grow/>
-                      </m:dPr>
-                      <m:e>
-                        <m:r>
-                          <m:t>Y</m:t>
-                        </m:r>
-                        <m:r>
-                          <m:rPr>
-                            <m:sty m:val="p"/>
-                          </m:rPr>
-                          <m:t>∣</m:t>
-                        </m:r>
-                        <m:r>
-                          <m:t>O</m:t>
-                        </m:r>
-                        <m:r>
-                          <m:rPr>
-                            <m:sty m:val="p"/>
-                          </m:rPr>
-                          <m:t>=</m:t>
-                        </m:r>
-                        <m:r>
-                          <m:t>1</m:t>
-                        </m:r>
-                        <m:r>
-                          <m:rPr>
-                            <m:sty m:val="p"/>
-                          </m:rPr>
-                          <m:t>,</m:t>
-                        </m:r>
-                        <m:r>
-                          <m:t>M</m:t>
-                        </m:r>
-                        <m:r>
-                          <m:rPr>
-                            <m:sty m:val="p"/>
-                          </m:rPr>
-                          <m:t>=</m:t>
-                        </m:r>
-                        <m:r>
-                          <m:t>m</m:t>
-                        </m:r>
-                      </m:e>
-                    </m:d>
-                    <m:r>
-                      <m:t>​</m:t>
-                    </m:r>
                     <m:r>
                       <m:rPr>
                         <m:sty m:val="p"/>
@@ -7534,67 +7572,68 @@
                       <m:e>
                         <m:r>
                           <m:rPr>
+                            <m:scr m:val="double-struck"/>
                             <m:sty m:val="p"/>
                           </m:rPr>
                           <m:t>E</m:t>
                         </m:r>
+                        <m:r>
+                          <m:t>​</m:t>
+                        </m:r>
+                        <m:d>
+                          <m:dPr>
+                            <m:begChr m:val="["/>
+                            <m:sepChr m:val=""/>
+                            <m:endChr m:val="]"/>
+                            <m:grow/>
+                          </m:dPr>
+                          <m:e>
+                            <m:r>
+                              <m:t>Y</m:t>
+                            </m:r>
+                            <m:r>
+                              <m:rPr>
+                                <m:sty m:val="p"/>
+                              </m:rPr>
+                              <m:t>∣</m:t>
+                            </m:r>
+                            <m:r>
+                              <m:t>A</m:t>
+                            </m:r>
+                            <m:r>
+                              <m:rPr>
+                                <m:sty m:val="p"/>
+                              </m:rPr>
+                              <m:t>=</m:t>
+                            </m:r>
+                            <m:r>
+                              <m:t>1</m:t>
+                            </m:r>
+                            <m:r>
+                              <m:rPr>
+                                <m:sty m:val="p"/>
+                              </m:rPr>
+                              <m:t>,</m:t>
+                            </m:r>
+                            <m:r>
+                              <m:t>M</m:t>
+                            </m:r>
+                            <m:r>
+                              <m:rPr>
+                                <m:sty m:val="p"/>
+                              </m:rPr>
+                              <m:t>=</m:t>
+                            </m:r>
+                            <m:r>
+                              <m:t>m</m:t>
+                            </m:r>
+                          </m:e>
+                        </m:d>
+                        <m:r>
+                          <m:t>​</m:t>
+                        </m:r>
                       </m:e>
                     </m:nary>
-                    <m:r>
-                      <m:t>​</m:t>
-                    </m:r>
-                    <m:d>
-                      <m:dPr>
-                        <m:begChr m:val="["/>
-                        <m:sepChr m:val=""/>
-                        <m:endChr m:val="]"/>
-                        <m:grow/>
-                      </m:dPr>
-                      <m:e>
-                        <m:r>
-                          <m:t>Y</m:t>
-                        </m:r>
-                        <m:r>
-                          <m:rPr>
-                            <m:sty m:val="p"/>
-                          </m:rPr>
-                          <m:t>∣</m:t>
-                        </m:r>
-                        <m:r>
-                          <m:t>A</m:t>
-                        </m:r>
-                        <m:r>
-                          <m:rPr>
-                            <m:sty m:val="p"/>
-                          </m:rPr>
-                          <m:t>=</m:t>
-                        </m:r>
-                        <m:r>
-                          <m:t>1</m:t>
-                        </m:r>
-                        <m:r>
-                          <m:rPr>
-                            <m:sty m:val="p"/>
-                          </m:rPr>
-                          <m:t>,</m:t>
-                        </m:r>
-                        <m:r>
-                          <m:t>M</m:t>
-                        </m:r>
-                        <m:r>
-                          <m:rPr>
-                            <m:sty m:val="p"/>
-                          </m:rPr>
-                          <m:t>=</m:t>
-                        </m:r>
-                        <m:r>
-                          <m:t>m</m:t>
-                        </m:r>
-                      </m:e>
-                    </m:d>
-                    <m:r>
-                      <m:t>​</m:t>
-                    </m:r>
                     <m:r>
                       <m:rPr>
                         <m:sty m:val="p"/>
@@ -7944,6 +7983,7 @@
       <m:oMath>
         <m:r>
           <m:rPr>
+            <m:scr m:val="double-struck"/>
             <m:sty m:val="p"/>
           </m:rPr>
           <m:t>E</m:t>
@@ -8043,6 +8083,7 @@
       <m:oMath>
         <m:r>
           <m:rPr>
+            <m:scr m:val="double-struck"/>
             <m:sty m:val="p"/>
           </m:rPr>
           <m:t>E</m:t>
@@ -8124,6 +8165,7 @@
       <m:oMath>
         <m:r>
           <m:rPr>
+            <m:scr m:val="double-struck"/>
             <m:sty m:val="p"/>
           </m:rPr>
           <m:t>E</m:t>
@@ -8205,6 +8247,7 @@
       <m:oMath>
         <m:r>
           <m:rPr>
+            <m:scr m:val="double-struck"/>
             <m:sty m:val="p"/>
           </m:rPr>
           <m:t>E</m:t>
@@ -9290,6 +9333,7 @@
               <m:oMath>
                 <m:r>
                   <m:rPr>
+                    <m:scr m:val="double-struck"/>
                     <m:sty m:val="p"/>
                   </m:rPr>
                   <m:t>E</m:t>
@@ -9357,6 +9401,7 @@
                 </m:r>
                 <m:r>
                   <m:rPr>
+                    <m:scr m:val="double-struck"/>
                     <m:sty m:val="p"/>
                   </m:rPr>
                   <m:t>E</m:t>
@@ -9469,6 +9514,7 @@
             <m:e>
               <m:r>
                 <m:rPr>
+                  <m:scr m:val="double-struck"/>
                   <m:sty m:val="p"/>
                 </m:rPr>
                 <m:t>E</m:t>
@@ -9536,6 +9582,7 @@
               </m:r>
               <m:r>
                 <m:rPr>
+                  <m:scr m:val="double-struck"/>
                   <m:sty m:val="p"/>
                 </m:rPr>
                 <m:t>E</m:t>
@@ -9606,6 +9653,7 @@
               </m:r>
               <m:r>
                 <m:rPr>
+                  <m:scr m:val="double-struck"/>
                   <m:sty m:val="p"/>
                 </m:rPr>
                 <m:t>E</m:t>
@@ -9655,6 +9703,7 @@
               </m:r>
               <m:r>
                 <m:rPr>
+                  <m:scr m:val="double-struck"/>
                   <m:sty m:val="p"/>
                 </m:rPr>
                 <m:t>E</m:t>
@@ -9787,6 +9836,7 @@
               </m:r>
               <m:r>
                 <m:rPr>
+                  <m:scr m:val="double-struck"/>
                   <m:sty m:val="p"/>
                 </m:rPr>
                 <m:t>E</m:t>
@@ -9836,6 +9886,7 @@
               </m:r>
               <m:r>
                 <m:rPr>
+                  <m:scr m:val="double-struck"/>
                   <m:sty m:val="p"/>
                 </m:rPr>
                 <m:t>E</m:t>
@@ -10030,6 +10081,7 @@
               </m:r>
               <m:r>
                 <m:rPr>
+                  <m:scr m:val="double-struck"/>
                   <m:sty m:val="p"/>
                 </m:rPr>
                 <m:t>E</m:t>
@@ -10106,6 +10158,7 @@
               </m:r>
               <m:r>
                 <m:rPr>
+                  <m:scr m:val="double-struck"/>
                   <m:sty m:val="p"/>
                 </m:rPr>
                 <m:t>E</m:t>
@@ -10315,6 +10368,7 @@
             <m:e>
               <m:r>
                 <m:rPr>
+                  <m:scr m:val="double-struck"/>
                   <m:sty m:val="p"/>
                 </m:rPr>
                 <m:t>E</m:t>
@@ -10382,6 +10436,7 @@
               </m:r>
               <m:r>
                 <m:rPr>
+                  <m:scr m:val="double-struck"/>
                   <m:sty m:val="p"/>
                 </m:rPr>
                 <m:t>E</m:t>
@@ -10452,6 +10507,7 @@
               </m:r>
               <m:r>
                 <m:rPr>
+                  <m:scr m:val="double-struck"/>
                   <m:sty m:val="p"/>
                 </m:rPr>
                 <m:t>E</m:t>
@@ -10528,6 +10584,7 @@
               </m:r>
               <m:r>
                 <m:rPr>
+                  <m:scr m:val="double-struck"/>
                   <m:sty m:val="p"/>
                 </m:rPr>
                 <m:t>E</m:t>
@@ -10713,6 +10770,7 @@
               </m:r>
               <m:r>
                 <m:rPr>
+                  <m:scr m:val="double-struck"/>
                   <m:sty m:val="p"/>
                 </m:rPr>
                 <m:t>E</m:t>
@@ -10789,6 +10847,7 @@
               </m:r>
               <m:r>
                 <m:rPr>
+                  <m:scr m:val="double-struck"/>
                   <m:sty m:val="p"/>
                 </m:rPr>
                 <m:t>E</m:t>
@@ -10936,6 +10995,7 @@
       <m:oMath>
         <m:r>
           <m:rPr>
+            <m:scr m:val="double-struck"/>
             <m:sty m:val="p"/>
           </m:rPr>
           <m:t>E</m:t>
@@ -11012,6 +11072,7 @@
         </m:r>
         <m:r>
           <m:rPr>
+            <m:scr m:val="double-struck"/>
             <m:sty m:val="p"/>
           </m:rPr>
           <m:t>E</m:t>
@@ -11078,6 +11139,7 @@
       <m:oMath>
         <m:r>
           <m:rPr>
+            <m:scr m:val="double-struck"/>
             <m:sty m:val="p"/>
           </m:rPr>
           <m:t>E</m:t>
@@ -11145,6 +11207,7 @@
         </m:r>
         <m:r>
           <m:rPr>
+            <m:scr m:val="double-struck"/>
             <m:sty m:val="p"/>
           </m:rPr>
           <m:t>E</m:t>
@@ -11565,6 +11628,7 @@
       <m:oMath>
         <m:r>
           <m:rPr>
+            <m:scr m:val="double-struck"/>
             <m:sty m:val="p"/>
           </m:rPr>
           <m:t>E</m:t>
@@ -11614,6 +11678,7 @@
         </m:r>
         <m:r>
           <m:rPr>
+            <m:scr m:val="double-struck"/>
             <m:sty m:val="p"/>
           </m:rPr>
           <m:t>E</m:t>
@@ -11788,6 +11853,7 @@
       <m:oMath>
         <m:r>
           <m:rPr>
+            <m:scr m:val="double-struck"/>
             <m:sty m:val="p"/>
           </m:rPr>
           <m:t>E</m:t>
@@ -11855,6 +11921,7 @@
         </m:r>
         <m:r>
           <m:rPr>
+            <m:scr m:val="double-struck"/>
             <m:sty m:val="p"/>
           </m:rPr>
           <m:t>E</m:t>
@@ -11957,6 +12024,7 @@
       <m:oMath>
         <m:r>
           <m:rPr>
+            <m:scr m:val="double-struck"/>
             <m:sty m:val="p"/>
           </m:rPr>
           <m:t>E</m:t>
@@ -12033,6 +12101,7 @@
         </m:r>
         <m:r>
           <m:rPr>
+            <m:scr m:val="double-struck"/>
             <m:sty m:val="p"/>
           </m:rPr>
           <m:t>E</m:t>
@@ -12123,6 +12192,7 @@
       <m:oMath>
         <m:r>
           <m:rPr>
+            <m:scr m:val="double-struck"/>
             <m:sty m:val="p"/>
           </m:rPr>
           <m:t>E</m:t>
@@ -12190,6 +12260,7 @@
         </m:r>
         <m:r>
           <m:rPr>
+            <m:scr m:val="double-struck"/>
             <m:sty m:val="p"/>
           </m:rPr>
           <m:t>E</m:t>
@@ -12268,6 +12339,7 @@
       <m:oMath>
         <m:r>
           <m:rPr>
+            <m:scr m:val="double-struck"/>
             <m:sty m:val="p"/>
           </m:rPr>
           <m:t>E</m:t>
@@ -12335,6 +12407,7 @@
         </m:r>
         <m:r>
           <m:rPr>
+            <m:scr m:val="double-struck"/>
             <m:sty m:val="p"/>
           </m:rPr>
           <m:t>E</m:t>
@@ -12407,6 +12480,7 @@
       <m:oMath>
         <m:r>
           <m:rPr>
+            <m:scr m:val="double-struck"/>
             <m:sty m:val="p"/>
           </m:rPr>
           <m:t>E</m:t>
@@ -12456,6 +12530,7 @@
         </m:r>
         <m:r>
           <m:rPr>
+            <m:scr m:val="double-struck"/>
             <m:sty m:val="p"/>
           </m:rPr>
           <m:t>E</m:t>
@@ -12533,6 +12608,7 @@
       <m:oMath>
         <m:r>
           <m:rPr>
+            <m:scr m:val="double-struck"/>
             <m:sty m:val="p"/>
           </m:rPr>
           <m:t>E</m:t>
@@ -12614,6 +12690,7 @@
       <m:oMath>
         <m:r>
           <m:rPr>
+            <m:scr m:val="double-struck"/>
             <m:sty m:val="p"/>
           </m:rPr>
           <m:t>E</m:t>
@@ -12930,6 +13007,7 @@
             <m:oMath>
               <m:r>
                 <m:rPr>
+                  <m:scr m:val="double-struck"/>
                   <m:sty m:val="p"/>
                 </m:rPr>
                 <m:t>E</m:t>
@@ -12997,6 +13075,7 @@
               </m:r>
               <m:r>
                 <m:rPr>
+                  <m:scr m:val="double-struck"/>
                   <m:sty m:val="p"/>
                 </m:rPr>
                 <m:t>E</m:t>
@@ -13075,6 +13154,7 @@
             <m:oMath>
               <m:r>
                 <m:rPr>
+                  <m:scr m:val="double-struck"/>
                   <m:sty m:val="p"/>
                 </m:rPr>
                 <m:t>E</m:t>
@@ -13175,6 +13255,7 @@
       <m:oMath>
         <m:r>
           <m:rPr>
+            <m:scr m:val="double-struck"/>
             <m:sty m:val="p"/>
           </m:rPr>
           <m:t>E</m:t>
@@ -13400,6 +13481,7 @@
       <m:oMath>
         <m:r>
           <m:rPr>
+            <m:scr m:val="double-struck"/>
             <m:sty m:val="p"/>
           </m:rPr>
           <m:t>E</m:t>
@@ -13467,6 +13549,7 @@
         </m:r>
         <m:r>
           <m:rPr>
+            <m:scr m:val="double-struck"/>
             <m:sty m:val="p"/>
           </m:rPr>
           <m:t>E</m:t>
@@ -13646,6 +13729,7 @@
       <m:oMath>
         <m:r>
           <m:rPr>
+            <m:scr m:val="double-struck"/>
             <m:sty m:val="p"/>
           </m:rPr>
           <m:t>E</m:t>
@@ -13731,6 +13815,7 @@
         </m:r>
         <m:r>
           <m:rPr>
+            <m:scr m:val="double-struck"/>
             <m:sty m:val="p"/>
           </m:rPr>
           <m:t>E</m:t>
@@ -14564,6 +14649,7 @@
             <m:oMath>
               <m:r>
                 <m:rPr>
+                  <m:scr m:val="double-struck"/>
                   <m:sty m:val="p"/>
                 </m:rPr>
                 <m:t>E</m:t>
@@ -14631,6 +14717,7 @@
               </m:r>
               <m:r>
                 <m:rPr>
+                  <m:scr m:val="double-struck"/>
                   <m:sty m:val="p"/>
                 </m:rPr>
                 <m:t>E</m:t>
@@ -14796,6 +14883,7 @@
       <m:oMath>
         <m:r>
           <m:rPr>
+            <m:scr m:val="double-struck"/>
             <m:sty m:val="p"/>
           </m:rPr>
           <m:t>E</m:t>
@@ -14896,6 +14984,7 @@
       <m:oMath>
         <m:r>
           <m:rPr>
+            <m:scr m:val="double-struck"/>
             <m:sty m:val="p"/>
           </m:rPr>
           <m:t>E</m:t>
@@ -15138,6 +15227,7 @@
       <m:oMath>
         <m:r>
           <m:rPr>
+            <m:scr m:val="double-struck"/>
             <m:sty m:val="p"/>
           </m:rPr>
           <m:t>E</m:t>
@@ -15229,6 +15319,7 @@
         </m:r>
         <m:r>
           <m:rPr>
+            <m:scr m:val="double-struck"/>
             <m:sty m:val="p"/>
           </m:rPr>
           <m:t>E</m:t>
@@ -15328,6 +15419,7 @@
       <m:oMath>
         <m:r>
           <m:rPr>
+            <m:scr m:val="double-struck"/>
             <m:sty m:val="p"/>
           </m:rPr>
           <m:t>E</m:t>
@@ -15856,6 +15948,7 @@
       <m:oMath>
         <m:r>
           <m:rPr>
+            <m:scr m:val="double-struck"/>
             <m:sty m:val="p"/>
           </m:rPr>
           <m:t>E</m:t>
@@ -15934,6 +16027,7 @@
       <m:oMath>
         <m:r>
           <m:rPr>
+            <m:scr m:val="double-struck"/>
             <m:sty m:val="p"/>
           </m:rPr>
           <m:t>E</m:t>
@@ -16012,6 +16106,7 @@
       <m:oMath>
         <m:r>
           <m:rPr>
+            <m:scr m:val="double-struck"/>
             <m:sty m:val="p"/>
           </m:rPr>
           <m:t>E</m:t>
@@ -16329,6 +16424,7 @@
       <m:oMath>
         <m:r>
           <m:rPr>
+            <m:scr m:val="double-struck"/>
             <m:sty m:val="p"/>
           </m:rPr>
           <m:t>E</m:t>
@@ -17876,6 +17972,7 @@
                   <m:e>
                     <m:r>
                       <m:rPr>
+                        <m:scr m:val="double-struck"/>
                         <m:sty m:val="p"/>
                       </m:rPr>
                       <m:t>E</m:t>
@@ -17946,226 +18043,11 @@
                       <m:e>
                         <m:r>
                           <m:rPr>
+                            <m:scr m:val="double-struck"/>
                             <m:sty m:val="p"/>
                           </m:rPr>
                           <m:t>E</m:t>
                         </m:r>
-                      </m:e>
-                    </m:nary>
-                    <m:r>
-                      <m:t>​</m:t>
-                    </m:r>
-                    <m:d>
-                      <m:dPr>
-                        <m:begChr m:val="["/>
-                        <m:sepChr m:val=""/>
-                        <m:endChr m:val="]"/>
-                        <m:grow/>
-                      </m:dPr>
-                      <m:e>
-                        <m:r>
-                          <m:t>Y</m:t>
-                        </m:r>
-                        <m:r>
-                          <m:rPr>
-                            <m:sty m:val="p"/>
-                          </m:rPr>
-                          <m:t>∣</m:t>
-                        </m:r>
-                        <m:r>
-                          <m:t>A</m:t>
-                        </m:r>
-                        <m:r>
-                          <m:rPr>
-                            <m:sty m:val="p"/>
-                          </m:rPr>
-                          <m:t>=</m:t>
-                        </m:r>
-                        <m:r>
-                          <m:t>a</m:t>
-                        </m:r>
-                        <m:r>
-                          <m:rPr>
-                            <m:sty m:val="p"/>
-                          </m:rPr>
-                          <m:t>,</m:t>
-                        </m:r>
-                        <m:r>
-                          <m:t>L</m:t>
-                        </m:r>
-                        <m:r>
-                          <m:rPr>
-                            <m:sty m:val="p"/>
-                          </m:rPr>
-                          <m:t>=</m:t>
-                        </m:r>
-                        <m:r>
-                          <m:t>l</m:t>
-                        </m:r>
-                      </m:e>
-                    </m:d>
-                    <m:r>
-                      <m:t>​</m:t>
-                    </m:r>
-                    <m:r>
-                      <m:rPr>
-                        <m:sty m:val="p"/>
-                      </m:rPr>
-                      <m:t>Pr</m:t>
-                    </m:r>
-                    <m:r>
-                      <m:rPr>
-                        <m:sty m:val="p"/>
-                      </m:rPr>
-                      <m:t>[</m:t>
-                    </m:r>
-                    <m:r>
-                      <m:t>L</m:t>
-                    </m:r>
-                    <m:r>
-                      <m:rPr>
-                        <m:sty m:val="p"/>
-                      </m:rPr>
-                      <m:t>=</m:t>
-                    </m:r>
-                    <m:r>
-                      <m:t>l</m:t>
-                    </m:r>
-                    <m:r>
-                      <m:rPr>
-                        <m:sty m:val="p"/>
-                      </m:rPr>
-                      <m:t>]</m:t>
-                    </m:r>
-                    <m:r>
-                      <m:rPr>
-                        <m:sty m:val="p"/>
-                      </m:rPr>
-                      <m:t>Pr</m:t>
-                    </m:r>
-                    <m:r>
-                      <m:rPr>
-                        <m:sty m:val="p"/>
-                      </m:rPr>
-                      <m:t>[</m:t>
-                    </m:r>
-                    <m:r>
-                      <m:t>A</m:t>
-                    </m:r>
-                    <m:r>
-                      <m:rPr>
-                        <m:sty m:val="p"/>
-                      </m:rPr>
-                      <m:t>=</m:t>
-                    </m:r>
-                    <m:r>
-                      <m:t>a</m:t>
-                    </m:r>
-                    <m:r>
-                      <m:rPr>
-                        <m:sty m:val="p"/>
-                      </m:rPr>
-                      <m:t>∣</m:t>
-                    </m:r>
-                    <m:r>
-                      <m:t>N</m:t>
-                    </m:r>
-                    <m:r>
-                      <m:rPr>
-                        <m:sty m:val="p"/>
-                      </m:rPr>
-                      <m:t>=</m:t>
-                    </m:r>
-                    <m:r>
-                      <m:t>n</m:t>
-                    </m:r>
-                    <m:r>
-                      <m:rPr>
-                        <m:sty m:val="p"/>
-                      </m:rPr>
-                      <m:t>]</m:t>
-                    </m:r>
-                    <m:r>
-                      <m:t>&amp;</m:t>
-                    </m:r>
-                    <m:r>
-                      <m:t>&amp;</m:t>
-                    </m:r>
-                    <m:r>
-                      <m:rPr>
-                        <m:nor/>
-                        <m:sty m:val="p"/>
-                      </m:rPr>
-                      <m:t>(g-formula)</m:t>
-                    </m:r>
-                  </m:e>
-                  <m:e>
-                    <m:r>
-                      <m:t>&amp;</m:t>
-                    </m:r>
-                    <m:r>
-                      <m:rPr>
-                        <m:sty m:val="p"/>
-                      </m:rPr>
-                      <m:t>=</m:t>
-                    </m:r>
-                    <m:nary>
-                      <m:naryPr>
-                        <m:chr m:val="∑"/>
-                        <m:limLoc m:val="undOvr"/>
-                        <m:subHide m:val="off"/>
-                        <m:supHide m:val="on"/>
-                      </m:naryPr>
-                      <m:sub>
-                        <m:r>
-                          <m:t>a</m:t>
-                        </m:r>
-                      </m:sub>
-                      <m:sup>
-                        <m:r>
-                          <m:t>​</m:t>
-                        </m:r>
-                      </m:sup>
-                      <m:e>
-                        <m:r>
-                          <m:t>​</m:t>
-                        </m:r>
-                      </m:e>
-                    </m:nary>
-                    <m:d>
-                      <m:dPr>
-                        <m:begChr m:val="{"/>
-                        <m:sepChr m:val=""/>
-                        <m:endChr m:val="}"/>
-                        <m:grow/>
-                      </m:dPr>
-                      <m:e>
-                        <m:nary>
-                          <m:naryPr>
-                            <m:chr m:val="∑"/>
-                            <m:limLoc m:val="undOvr"/>
-                            <m:subHide m:val="off"/>
-                            <m:supHide m:val="on"/>
-                          </m:naryPr>
-                          <m:sub>
-                            <m:r>
-                              <m:t>l</m:t>
-                            </m:r>
-                          </m:sub>
-                          <m:sup>
-                            <m:r>
-                              <m:t>​</m:t>
-                            </m:r>
-                          </m:sup>
-                          <m:e>
-                            <m:r>
-                              <m:rPr>
-                                <m:sty m:val="p"/>
-                              </m:rPr>
-                              <m:t>E</m:t>
-                            </m:r>
-                          </m:e>
-                        </m:nary>
                         <m:r>
                           <m:t>​</m:t>
                         </m:r>
@@ -18221,41 +18103,8 @@
                         <m:r>
                           <m:t>​</m:t>
                         </m:r>
-                        <m:r>
-                          <m:rPr>
-                            <m:sty m:val="p"/>
-                          </m:rPr>
-                          <m:t>Pr</m:t>
-                        </m:r>
-                        <m:r>
-                          <m:rPr>
-                            <m:sty m:val="p"/>
-                          </m:rPr>
-                          <m:t>[</m:t>
-                        </m:r>
-                        <m:r>
-                          <m:t>L</m:t>
-                        </m:r>
-                        <m:r>
-                          <m:rPr>
-                            <m:sty m:val="p"/>
-                          </m:rPr>
-                          <m:t>=</m:t>
-                        </m:r>
-                        <m:r>
-                          <m:t>l</m:t>
-                        </m:r>
-                        <m:r>
-                          <m:rPr>
-                            <m:sty m:val="p"/>
-                          </m:rPr>
-                          <m:t>]</m:t>
-                        </m:r>
                       </m:e>
-                    </m:d>
-                    <m:r>
-                      <m:t>​</m:t>
-                    </m:r>
+                    </m:nary>
                     <m:r>
                       <m:rPr>
                         <m:sty m:val="p"/>
@@ -18269,7 +18118,7 @@
                       <m:t>[</m:t>
                     </m:r>
                     <m:r>
-                      <m:t>A</m:t>
+                      <m:t>L</m:t>
                     </m:r>
                     <m:r>
                       <m:rPr>
@@ -18278,6 +18127,36 @@
                       <m:t>=</m:t>
                     </m:r>
                     <m:r>
+                      <m:t>l</m:t>
+                    </m:r>
+                    <m:r>
+                      <m:rPr>
+                        <m:sty m:val="p"/>
+                      </m:rPr>
+                      <m:t>]</m:t>
+                    </m:r>
+                    <m:r>
+                      <m:rPr>
+                        <m:sty m:val="p"/>
+                      </m:rPr>
+                      <m:t>Pr</m:t>
+                    </m:r>
+                    <m:r>
+                      <m:rPr>
+                        <m:sty m:val="p"/>
+                      </m:rPr>
+                      <m:t>[</m:t>
+                    </m:r>
+                    <m:r>
+                      <m:t>A</m:t>
+                    </m:r>
+                    <m:r>
+                      <m:rPr>
+                        <m:sty m:val="p"/>
+                      </m:rPr>
+                      <m:t>=</m:t>
+                    </m:r>
+                    <m:r>
                       <m:t>a</m:t>
                     </m:r>
                     <m:r>
@@ -18315,7 +18194,7 @@
                         <m:nor/>
                         <m:sty m:val="p"/>
                       </m:rPr>
-                      <m:t>(regroup the sum)</m:t>
+                      <m:t>(g-formula)</m:t>
                     </m:r>
                   </m:e>
                   <m:e>
@@ -18379,67 +18258,288 @@
                           <m:e>
                             <m:r>
                               <m:rPr>
+                                <m:scr m:val="double-struck"/>
                                 <m:sty m:val="p"/>
                               </m:rPr>
                               <m:t>E</m:t>
                             </m:r>
+                            <m:r>
+                              <m:t>​</m:t>
+                            </m:r>
+                            <m:d>
+                              <m:dPr>
+                                <m:begChr m:val="["/>
+                                <m:sepChr m:val=""/>
+                                <m:endChr m:val="]"/>
+                                <m:grow/>
+                              </m:dPr>
+                              <m:e>
+                                <m:r>
+                                  <m:t>Y</m:t>
+                                </m:r>
+                                <m:r>
+                                  <m:rPr>
+                                    <m:sty m:val="p"/>
+                                  </m:rPr>
+                                  <m:t>∣</m:t>
+                                </m:r>
+                                <m:r>
+                                  <m:t>A</m:t>
+                                </m:r>
+                                <m:r>
+                                  <m:rPr>
+                                    <m:sty m:val="p"/>
+                                  </m:rPr>
+                                  <m:t>=</m:t>
+                                </m:r>
+                                <m:r>
+                                  <m:t>a</m:t>
+                                </m:r>
+                                <m:r>
+                                  <m:rPr>
+                                    <m:sty m:val="p"/>
+                                  </m:rPr>
+                                  <m:t>,</m:t>
+                                </m:r>
+                                <m:r>
+                                  <m:t>L</m:t>
+                                </m:r>
+                                <m:r>
+                                  <m:rPr>
+                                    <m:sty m:val="p"/>
+                                  </m:rPr>
+                                  <m:t>=</m:t>
+                                </m:r>
+                                <m:r>
+                                  <m:t>l</m:t>
+                                </m:r>
+                              </m:e>
+                            </m:d>
+                            <m:r>
+                              <m:t>​</m:t>
+                            </m:r>
                           </m:e>
                         </m:nary>
                         <m:r>
+                          <m:rPr>
+                            <m:sty m:val="p"/>
+                          </m:rPr>
+                          <m:t>Pr</m:t>
+                        </m:r>
+                        <m:r>
+                          <m:rPr>
+                            <m:sty m:val="p"/>
+                          </m:rPr>
+                          <m:t>[</m:t>
+                        </m:r>
+                        <m:r>
+                          <m:t>L</m:t>
+                        </m:r>
+                        <m:r>
+                          <m:rPr>
+                            <m:sty m:val="p"/>
+                          </m:rPr>
+                          <m:t>=</m:t>
+                        </m:r>
+                        <m:r>
+                          <m:t>l</m:t>
+                        </m:r>
+                        <m:r>
+                          <m:rPr>
+                            <m:sty m:val="p"/>
+                          </m:rPr>
+                          <m:t>]</m:t>
+                        </m:r>
+                      </m:e>
+                    </m:d>
+                    <m:r>
+                      <m:t>​</m:t>
+                    </m:r>
+                    <m:r>
+                      <m:rPr>
+                        <m:sty m:val="p"/>
+                      </m:rPr>
+                      <m:t>Pr</m:t>
+                    </m:r>
+                    <m:r>
+                      <m:rPr>
+                        <m:sty m:val="p"/>
+                      </m:rPr>
+                      <m:t>[</m:t>
+                    </m:r>
+                    <m:r>
+                      <m:t>A</m:t>
+                    </m:r>
+                    <m:r>
+                      <m:rPr>
+                        <m:sty m:val="p"/>
+                      </m:rPr>
+                      <m:t>=</m:t>
+                    </m:r>
+                    <m:r>
+                      <m:t>a</m:t>
+                    </m:r>
+                    <m:r>
+                      <m:rPr>
+                        <m:sty m:val="p"/>
+                      </m:rPr>
+                      <m:t>∣</m:t>
+                    </m:r>
+                    <m:r>
+                      <m:t>N</m:t>
+                    </m:r>
+                    <m:r>
+                      <m:rPr>
+                        <m:sty m:val="p"/>
+                      </m:rPr>
+                      <m:t>=</m:t>
+                    </m:r>
+                    <m:r>
+                      <m:t>n</m:t>
+                    </m:r>
+                    <m:r>
+                      <m:rPr>
+                        <m:sty m:val="p"/>
+                      </m:rPr>
+                      <m:t>]</m:t>
+                    </m:r>
+                    <m:r>
+                      <m:t>&amp;</m:t>
+                    </m:r>
+                    <m:r>
+                      <m:t>&amp;</m:t>
+                    </m:r>
+                    <m:r>
+                      <m:rPr>
+                        <m:nor/>
+                        <m:sty m:val="p"/>
+                      </m:rPr>
+                      <m:t>(regroup the sum)</m:t>
+                    </m:r>
+                  </m:e>
+                  <m:e>
+                    <m:r>
+                      <m:t>&amp;</m:t>
+                    </m:r>
+                    <m:r>
+                      <m:rPr>
+                        <m:sty m:val="p"/>
+                      </m:rPr>
+                      <m:t>=</m:t>
+                    </m:r>
+                    <m:nary>
+                      <m:naryPr>
+                        <m:chr m:val="∑"/>
+                        <m:limLoc m:val="undOvr"/>
+                        <m:subHide m:val="off"/>
+                        <m:supHide m:val="on"/>
+                      </m:naryPr>
+                      <m:sub>
+                        <m:r>
+                          <m:t>a</m:t>
+                        </m:r>
+                      </m:sub>
+                      <m:sup>
+                        <m:r>
                           <m:t>​</m:t>
                         </m:r>
-                        <m:d>
-                          <m:dPr>
-                            <m:begChr m:val="["/>
-                            <m:sepChr m:val=""/>
-                            <m:endChr m:val="]"/>
-                            <m:grow/>
-                          </m:dPr>
-                          <m:e>
-                            <m:r>
-                              <m:t>Y</m:t>
-                            </m:r>
-                            <m:r>
-                              <m:rPr>
-                                <m:sty m:val="p"/>
-                              </m:rPr>
-                              <m:t>∣</m:t>
-                            </m:r>
-                            <m:r>
-                              <m:t>A</m:t>
-                            </m:r>
-                            <m:r>
-                              <m:rPr>
-                                <m:sty m:val="p"/>
-                              </m:rPr>
-                              <m:t>=</m:t>
-                            </m:r>
-                            <m:r>
-                              <m:t>a</m:t>
-                            </m:r>
-                            <m:r>
-                              <m:rPr>
-                                <m:sty m:val="p"/>
-                              </m:rPr>
-                              <m:t>,</m:t>
-                            </m:r>
-                            <m:r>
-                              <m:t>L</m:t>
-                            </m:r>
-                            <m:r>
-                              <m:rPr>
-                                <m:sty m:val="p"/>
-                              </m:rPr>
-                              <m:t>=</m:t>
-                            </m:r>
+                      </m:sup>
+                      <m:e>
+                        <m:r>
+                          <m:t>​</m:t>
+                        </m:r>
+                      </m:e>
+                    </m:nary>
+                    <m:d>
+                      <m:dPr>
+                        <m:begChr m:val="{"/>
+                        <m:sepChr m:val=""/>
+                        <m:endChr m:val="}"/>
+                        <m:grow/>
+                      </m:dPr>
+                      <m:e>
+                        <m:nary>
+                          <m:naryPr>
+                            <m:chr m:val="∑"/>
+                            <m:limLoc m:val="undOvr"/>
+                            <m:subHide m:val="off"/>
+                            <m:supHide m:val="on"/>
+                          </m:naryPr>
+                          <m:sub>
                             <m:r>
                               <m:t>l</m:t>
                             </m:r>
+                          </m:sub>
+                          <m:sup>
+                            <m:r>
+                              <m:t>​</m:t>
+                            </m:r>
+                          </m:sup>
+                          <m:e>
+                            <m:r>
+                              <m:rPr>
+                                <m:scr m:val="double-struck"/>
+                                <m:sty m:val="p"/>
+                              </m:rPr>
+                              <m:t>E</m:t>
+                            </m:r>
+                            <m:r>
+                              <m:t>​</m:t>
+                            </m:r>
+                            <m:d>
+                              <m:dPr>
+                                <m:begChr m:val="["/>
+                                <m:sepChr m:val=""/>
+                                <m:endChr m:val="]"/>
+                                <m:grow/>
+                              </m:dPr>
+                              <m:e>
+                                <m:r>
+                                  <m:t>Y</m:t>
+                                </m:r>
+                                <m:r>
+                                  <m:rPr>
+                                    <m:sty m:val="p"/>
+                                  </m:rPr>
+                                  <m:t>∣</m:t>
+                                </m:r>
+                                <m:r>
+                                  <m:t>A</m:t>
+                                </m:r>
+                                <m:r>
+                                  <m:rPr>
+                                    <m:sty m:val="p"/>
+                                  </m:rPr>
+                                  <m:t>=</m:t>
+                                </m:r>
+                                <m:r>
+                                  <m:t>a</m:t>
+                                </m:r>
+                                <m:r>
+                                  <m:rPr>
+                                    <m:sty m:val="p"/>
+                                  </m:rPr>
+                                  <m:t>,</m:t>
+                                </m:r>
+                                <m:r>
+                                  <m:t>L</m:t>
+                                </m:r>
+                                <m:r>
+                                  <m:rPr>
+                                    <m:sty m:val="p"/>
+                                  </m:rPr>
+                                  <m:t>=</m:t>
+                                </m:r>
+                                <m:r>
+                                  <m:t>l</m:t>
+                                </m:r>
+                              </m:e>
+                            </m:d>
+                            <m:r>
+                              <m:t>​</m:t>
+                            </m:r>
                           </m:e>
-                        </m:d>
-                        <m:r>
-                          <m:t>​</m:t>
-                        </m:r>
+                        </m:nary>
                         <m:r>
                           <m:rPr>
                             <m:sty m:val="p"/>
@@ -18697,6 +18797,7 @@
             <m:oMath>
               <m:r>
                 <m:rPr>
+                  <m:scr m:val="double-struck"/>
                   <m:sty m:val="p"/>
                 </m:rPr>
                 <m:t>E</m:t>
@@ -18990,6 +19091,7 @@
       <m:oMath>
         <m:r>
           <m:rPr>
+            <m:scr m:val="double-struck"/>
             <m:sty m:val="p"/>
           </m:rPr>
           <m:t>E</m:t>
@@ -19066,6 +19168,7 @@
         </m:r>
         <m:r>
           <m:rPr>
+            <m:scr m:val="double-struck"/>
             <m:sty m:val="p"/>
           </m:rPr>
           <m:t>E</m:t>
@@ -19157,6 +19260,7 @@
       <m:oMath>
         <m:r>
           <m:rPr>
+            <m:scr m:val="double-struck"/>
             <m:sty m:val="p"/>
           </m:rPr>
           <m:t>E</m:t>
@@ -19233,6 +19337,7 @@
         </m:r>
         <m:r>
           <m:rPr>
+            <m:scr m:val="double-struck"/>
             <m:sty m:val="p"/>
           </m:rPr>
           <m:t>E</m:t>
@@ -19354,67 +19459,68 @@
           <m:e>
             <m:r>
               <m:rPr>
+                <m:scr m:val="double-struck"/>
                 <m:sty m:val="p"/>
               </m:rPr>
               <m:t>E</m:t>
             </m:r>
+            <m:r>
+              <m:t>​</m:t>
+            </m:r>
+            <m:d>
+              <m:dPr>
+                <m:begChr m:val="["/>
+                <m:sepChr m:val=""/>
+                <m:endChr m:val="]"/>
+                <m:grow/>
+              </m:dPr>
+              <m:e>
+                <m:r>
+                  <m:t>Y</m:t>
+                </m:r>
+                <m:r>
+                  <m:rPr>
+                    <m:sty m:val="p"/>
+                  </m:rPr>
+                  <m:t>∣</m:t>
+                </m:r>
+                <m:r>
+                  <m:t>A</m:t>
+                </m:r>
+                <m:r>
+                  <m:rPr>
+                    <m:sty m:val="p"/>
+                  </m:rPr>
+                  <m:t>=</m:t>
+                </m:r>
+                <m:r>
+                  <m:t>1</m:t>
+                </m:r>
+                <m:r>
+                  <m:rPr>
+                    <m:sty m:val="p"/>
+                  </m:rPr>
+                  <m:t>,</m:t>
+                </m:r>
+                <m:r>
+                  <m:t>M</m:t>
+                </m:r>
+                <m:r>
+                  <m:rPr>
+                    <m:sty m:val="p"/>
+                  </m:rPr>
+                  <m:t>=</m:t>
+                </m:r>
+                <m:r>
+                  <m:t>m</m:t>
+                </m:r>
+              </m:e>
+            </m:d>
+            <m:r>
+              <m:t>​</m:t>
+            </m:r>
           </m:e>
         </m:nary>
-        <m:r>
-          <m:t>​</m:t>
-        </m:r>
-        <m:d>
-          <m:dPr>
-            <m:begChr m:val="["/>
-            <m:sepChr m:val=""/>
-            <m:endChr m:val="]"/>
-            <m:grow/>
-          </m:dPr>
-          <m:e>
-            <m:r>
-              <m:t>Y</m:t>
-            </m:r>
-            <m:r>
-              <m:rPr>
-                <m:sty m:val="p"/>
-              </m:rPr>
-              <m:t>∣</m:t>
-            </m:r>
-            <m:r>
-              <m:t>A</m:t>
-            </m:r>
-            <m:r>
-              <m:rPr>
-                <m:sty m:val="p"/>
-              </m:rPr>
-              <m:t>=</m:t>
-            </m:r>
-            <m:r>
-              <m:t>1</m:t>
-            </m:r>
-            <m:r>
-              <m:rPr>
-                <m:sty m:val="p"/>
-              </m:rPr>
-              <m:t>,</m:t>
-            </m:r>
-            <m:r>
-              <m:t>M</m:t>
-            </m:r>
-            <m:r>
-              <m:rPr>
-                <m:sty m:val="p"/>
-              </m:rPr>
-              <m:t>=</m:t>
-            </m:r>
-            <m:r>
-              <m:t>m</m:t>
-            </m:r>
-          </m:e>
-        </m:d>
-        <m:r>
-          <m:t>​</m:t>
-        </m:r>
         <m:r>
           <m:rPr>
             <m:sty m:val="p"/>
@@ -19476,6 +19582,7 @@
       <m:oMath>
         <m:r>
           <m:rPr>
+            <m:scr m:val="double-struck"/>
             <m:sty m:val="p"/>
           </m:rPr>
           <m:t>E</m:t>
@@ -19627,6 +19734,7 @@
       <m:oMath>
         <m:r>
           <m:rPr>
+            <m:scr m:val="double-struck"/>
             <m:sty m:val="p"/>
           </m:rPr>
           <m:t>E</m:t>
